--- a/content/member-assets/review-testimonial-service/client-intake-form.docx
+++ b/content/member-assets/review-testimonial-service/client-intake-form.docx
@@ -759,7 +759,7 @@
               <w:pStyle w:val="TableCell"/>
             </w:pPr>
             <w:r>
-              <w:t xml:space="preserve">How to use this form — Send this form before starting the review reply + testimonial clips so the client provides…</w:t>
+              <w:t xml:space="preserve">How to use this form - Send this form before starting the review reply + testimonial clips so the client provides…</w:t>
             </w:r>
           </w:p>
         </w:tc>
@@ -801,7 +801,7 @@
               <w:pStyle w:val="TableCell"/>
             </w:pPr>
             <w:r>
-              <w:t xml:space="preserve">Client details — Business name: [business]</w:t>
+              <w:t xml:space="preserve">Client details - Business name: [business]</w:t>
             </w:r>
           </w:p>
         </w:tc>
@@ -845,7 +845,7 @@
               <w:pStyle w:val="TableCell"/>
             </w:pPr>
             <w:r>
-              <w:t xml:space="preserve">Project scope — Selected offer: starter / standard / retainer for local businesses.</w:t>
+              <w:t xml:space="preserve">Project scope - Selected offer: starter / standard / retainer for local businesses.</w:t>
             </w:r>
           </w:p>
         </w:tc>
@@ -887,7 +887,7 @@
               <w:pStyle w:val="TableCell"/>
             </w:pPr>
             <w:r>
-              <w:t xml:space="preserve">Source material request — Current files, screenshots, exports, links, messages, reviews, product pages, listing copy…</w:t>
+              <w:t xml:space="preserve">Source material request - Current files, screenshots, exports, links, messages, reviews, product pages, listing copy…</w:t>
             </w:r>
           </w:p>
         </w:tc>
@@ -931,7 +931,7 @@
               <w:pStyle w:val="TableCell"/>
             </w:pPr>
             <w:r>
-              <w:t xml:space="preserve">Pack-specific intake prompts — What does a successful review reply + testimonial clips look like for your business 30 days…</w:t>
+              <w:t xml:space="preserve">Pack-specific intake prompts - What does a successful review reply + testimonial clips look like for your business 30 days…</w:t>
             </w:r>
           </w:p>
         </w:tc>
@@ -973,7 +973,7 @@
               <w:pStyle w:val="TableCell"/>
             </w:pPr>
             <w:r>
-              <w:t xml:space="preserve">Approval checklist — Facts approved: names, prices, dates, opening hours, policies, addresses, service areas…</w:t>
+              <w:t xml:space="preserve">Approval checklist - Facts approved: names, prices, dates, opening hours, policies, addresses, service areas…</w:t>
             </w:r>
           </w:p>
         </w:tc>
@@ -1017,7 +1017,7 @@
               <w:pStyle w:val="TableCell"/>
             </w:pPr>
             <w:r>
-              <w:t xml:space="preserve">Delivery standards (shared) — This asset is for local businesses; replace bracketed fields with their specifics before…</w:t>
+              <w:t xml:space="preserve">Delivery standards (shared) - This asset is for local businesses; replace bracketed fields with their specifics before…</w:t>
             </w:r>
           </w:p>
         </w:tc>
@@ -2249,7 +2249,7 @@
     <w:lvl w:ilvl="0">
       <w:start w:val="1"/>
       <w:numFmt w:val="bullet"/>
-      <w:lvlText w:val="–"/>
+      <w:lvlText w:val="-"/>
       <w:pPr>
         <w:ind w:left="540" w:hanging="220"/>
       </w:pPr>

--- a/content/member-assets/review-testimonial-service/client-intake-form.docx
+++ b/content/member-assets/review-testimonial-service/client-intake-form.docx
@@ -23,7 +23,7 @@
         <w:pStyle w:val="Heading2"/>
       </w:pPr>
       <w:r>
-        <w:t xml:space="preserve">Review Reply + Testimonial Clips</w:t>
+        <w:t xml:space="preserve">AI Review Repurposing Service</w:t>
       </w:r>
     </w:p>
     <w:p>
@@ -39,7 +39,7 @@
         <w:pStyle w:val="Tagline"/>
       </w:pPr>
       <w:r>
-        <w:t xml:space="preserve">Turn boring customer reviews into sales assets.</w:t>
+        <w:t xml:space="preserve">Turn one customer review into replies, website proof, email copy, and social content.</w:t>
       </w:r>
     </w:p>
     <w:p>
@@ -759,7 +759,7 @@
               <w:pStyle w:val="TableCell"/>
             </w:pPr>
             <w:r>
-              <w:t xml:space="preserve">How to use this form - Send this form before starting the review reply + testimonial clips so the client provides…</w:t>
+              <w:t xml:space="preserve">The simplest reliable stack - Review source: the client's approved Google Business Profile, Facebook page, marketplace…</w:t>
             </w:r>
           </w:p>
         </w:tc>
@@ -801,7 +801,7 @@
               <w:pStyle w:val="TableCell"/>
             </w:pPr>
             <w:r>
-              <w:t xml:space="preserve">Client details - Business name: [business]</w:t>
+              <w:t xml:space="preserve">Minimum viable weekly loop - 1. Collect: import only new reviews from the agreed public sources or client export.</w:t>
             </w:r>
           </w:p>
         </w:tc>
@@ -845,7 +845,7 @@
               <w:pStyle w:val="TableCell"/>
             </w:pPr>
             <w:r>
-              <w:t xml:space="preserve">Project scope - Selected offer: starter / standard / retainer for local businesses.</w:t>
+              <w:t xml:space="preserve">Scheduled review sweep prompt - Review the new items in [APPROVED REVIEW EXPORT OR LINKS] for [BUSINESS]. Return one row…</w:t>
             </w:r>
           </w:p>
         </w:tc>
@@ -887,7 +887,7 @@
               <w:pStyle w:val="TableCell"/>
             </w:pPr>
             <w:r>
-              <w:t xml:space="preserve">Source material request - Current files, screenshots, exports, links, messages, reviews, product pages, listing copy…</w:t>
+              <w:t xml:space="preserve">Exact-quote and permission gate - Compare every proposed testimonial line against its source review. Return PASS only when…</w:t>
             </w:r>
           </w:p>
         </w:tc>
@@ -931,7 +931,7 @@
               <w:pStyle w:val="TableCell"/>
             </w:pPr>
             <w:r>
-              <w:t xml:space="preserve">Pack-specific intake prompts - What does a successful review reply + testimonial clips look like for your business 30 days…</w:t>
+              <w:t xml:space="preserve">Monthly content pack prompt - Using only the rows marked APPROVED in [CONTROL SHEET], prepare this month's client pack…</w:t>
             </w:r>
           </w:p>
         </w:tc>
@@ -973,7 +973,7 @@
               <w:pStyle w:val="TableCell"/>
             </w:pPr>
             <w:r>
-              <w:t xml:space="preserve">Approval checklist - Facts approved: names, prices, dates, opening hours, policies, addresses, service areas…</w:t>
+              <w:t xml:space="preserve">Approval email draft - Draft one email to [APPROVAL OWNER] linking the review log and content pack. Group items…</w:t>
             </w:r>
           </w:p>
         </w:tc>
@@ -1017,6 +1017,92 @@
               <w:pStyle w:val="TableCell"/>
             </w:pPr>
             <w:r>
+              <w:t xml:space="preserve">First 20 leads routine - Once a week, review 20 public local-business profiles in [AREA OR NICHE]. Return only…</w:t>
+            </w:r>
+          </w:p>
+        </w:tc>
+      </w:tr>
+      <w:tr>
+        <w:tc>
+          <w:tcPr>
+            <w:tcW w:w="1180" w:type="dxa"/>
+            <w:tcMar>
+              <w:top w:w="120" w:type="dxa"/>
+              <w:left w:w="150" w:type="dxa"/>
+              <w:bottom w:w="120" w:type="dxa"/>
+              <w:right w:w="150" w:type="dxa"/>
+            </w:tcMar>
+            <w:vAlign w:val="center"/>
+          </w:tcPr>
+          <w:p>
+            <w:pPr>
+              <w:pStyle w:val="TableCell"/>
+            </w:pPr>
+            <w:r>
+              <w:t xml:space="preserve">08</w:t>
+            </w:r>
+          </w:p>
+        </w:tc>
+        <w:tc>
+          <w:tcPr>
+            <w:tcW w:w="7940" w:type="dxa"/>
+            <w:tcMar>
+              <w:top w:w="120" w:type="dxa"/>
+              <w:left w:w="150" w:type="dxa"/>
+              <w:bottom w:w="120" w:type="dxa"/>
+              <w:right w:w="150" w:type="dxa"/>
+            </w:tcMar>
+            <w:vAlign w:val="center"/>
+          </w:tcPr>
+          <w:p>
+            <w:pPr>
+              <w:pStyle w:val="TableCell"/>
+            </w:pPr>
+            <w:r>
+              <w:t xml:space="preserve">Failure and safety rules - Stop when the review source cannot be verified, wording is ambiguous, a complaint includes…</w:t>
+            </w:r>
+          </w:p>
+        </w:tc>
+      </w:tr>
+      <w:tr>
+        <w:tc>
+          <w:tcPr>
+            <w:tcW w:w="1180" w:type="dxa"/>
+            <w:shd w:fill="F5F3F1"/>
+            <w:tcMar>
+              <w:top w:w="120" w:type="dxa"/>
+              <w:left w:w="150" w:type="dxa"/>
+              <w:bottom w:w="120" w:type="dxa"/>
+              <w:right w:w="150" w:type="dxa"/>
+            </w:tcMar>
+            <w:vAlign w:val="center"/>
+          </w:tcPr>
+          <w:p>
+            <w:pPr>
+              <w:pStyle w:val="TableCell"/>
+            </w:pPr>
+            <w:r>
+              <w:t xml:space="preserve">09</w:t>
+            </w:r>
+          </w:p>
+        </w:tc>
+        <w:tc>
+          <w:tcPr>
+            <w:tcW w:w="7940" w:type="dxa"/>
+            <w:shd w:fill="F5F3F1"/>
+            <w:tcMar>
+              <w:top w:w="120" w:type="dxa"/>
+              <w:left w:w="150" w:type="dxa"/>
+              <w:bottom w:w="120" w:type="dxa"/>
+              <w:right w:w="150" w:type="dxa"/>
+            </w:tcMar>
+            <w:vAlign w:val="center"/>
+          </w:tcPr>
+          <w:p>
+            <w:pPr>
+              <w:pStyle w:val="TableCell"/>
+            </w:pPr>
+            <w:r>
               <w:t xml:space="preserve">Delivery standards (shared) - This asset is for local businesses; replace bracketed fields with their specifics before…</w:t>
             </w:r>
           </w:p>
@@ -1060,59 +1146,7 @@
         <w:pStyle w:val="Heading1"/>
       </w:pPr>
       <w:r>
-        <w:t xml:space="preserve">01 / How to use this form</w:t>
-      </w:r>
-    </w:p>
-    <w:p>
-      <w:pPr>
-        <w:pStyle w:val="ExampleBlock"/>
-      </w:pPr>
-      <w:r>
-        <w:t xml:space="preserve">Send this form before starting the review reply + testimonial clips so the client provides review platforms, reply tone, escalation rules, testimonial permissions, and design approvals.</w:t>
-      </w:r>
-    </w:p>
-    <w:p>
-      <w:pPr>
-        <w:pStyle w:val="ListParagraph"/>
-        <w:numPr>
-          <w:ilvl w:val="0"/>
-          <w:numId w:val="1"/>
-        </w:numPr>
-      </w:pPr>
-      <w:r>
-        <w:t xml:space="preserve">Ask the client to answer unknown items with 'not sure' rather than guessing.</w:t>
-      </w:r>
-    </w:p>
-    <w:p>
-      <w:pPr>
-        <w:pStyle w:val="ListParagraph"/>
-        <w:numPr>
-          <w:ilvl w:val="0"/>
-          <w:numId w:val="1"/>
-        </w:numPr>
-      </w:pPr>
-      <w:r>
-        <w:t xml:space="preserve">Mark every fact, claim, price, date, policy, and link that needs approval before publishing or sending.</w:t>
-      </w:r>
-    </w:p>
-    <w:p>
-      <w:pPr>
-        <w:pStyle w:val="ListParagraph"/>
-        <w:numPr>
-          <w:ilvl w:val="0"/>
-          <w:numId w:val="1"/>
-        </w:numPr>
-      </w:pPr>
-      <w:r>
-        <w:t xml:space="preserve">Keep this completed form with the delivery file so future refreshes do not restart from zero.</w:t>
-      </w:r>
-    </w:p>
-    <w:p>
-      <w:pPr>
-        <w:pStyle w:val="Heading1"/>
-      </w:pPr>
-      <w:r>
-        <w:t xml:space="preserve">02 / Client details</w:t>
+        <w:t xml:space="preserve">01 / The simplest reliable stack</w:t>
       </w:r>
     </w:p>
     <w:tbl>
@@ -1130,13 +1164,13 @@
         <w:tblLook w:firstRow="1" w:noHBand="0" w:noVBand="1"/>
       </w:tblPr>
       <w:tblGrid>
-        <w:gridCol w:w="4180"/>
-        <w:gridCol w:w="5000"/>
+        <w:gridCol w:w="3000"/>
+        <w:gridCol w:w="6180"/>
       </w:tblGrid>
       <w:tr>
         <w:tc>
           <w:tcPr>
-            <w:tcW w:w="4180" w:type="dxa"/>
+            <w:tcW w:w="3000" w:type="dxa"/>
             <w:shd w:fill="0A0A0A"/>
             <w:tcMar>
               <w:top w:w="120" w:type="dxa"/>
@@ -1157,7 +1191,7 @@
         </w:tc>
         <w:tc>
           <w:tcPr>
-            <w:tcW w:w="5000" w:type="dxa"/>
+            <w:tcW w:w="6180" w:type="dxa"/>
             <w:shd w:fill="0A0A0A"/>
             <w:tcMar>
               <w:top w:w="120" w:type="dxa"/>
@@ -1172,238 +1206,181 @@
               <w:pStyle w:val="TableHeader"/>
             </w:pPr>
             <w:r>
-              <w:t xml:space="preserve">Your answer</w:t>
-            </w:r>
-          </w:p>
-        </w:tc>
-      </w:tr>
-      <w:tr>
-        <w:trPr>
-          <w:trHeight w:val="560" w:hRule="atLeast"/>
-        </w:trPr>
-        <w:tc>
-          <w:tcPr>
-            <w:tcW w:w="4180" w:type="dxa"/>
-            <w:shd w:fill="F5F3F1"/>
-            <w:tcMar>
-              <w:top w:w="120" w:type="dxa"/>
-              <w:left w:w="150" w:type="dxa"/>
-              <w:bottom w:w="120" w:type="dxa"/>
-              <w:right w:w="150" w:type="dxa"/>
-            </w:tcMar>
-            <w:vAlign w:val="center"/>
-          </w:tcPr>
-          <w:p>
-            <w:pPr>
-              <w:pStyle w:val="TableCell"/>
-            </w:pPr>
-            <w:r>
-              <w:t xml:space="preserve">Business name</w:t>
-            </w:r>
-          </w:p>
-        </w:tc>
-        <w:tc>
-          <w:tcPr>
-            <w:tcW w:w="5000" w:type="dxa"/>
-            <w:shd w:fill="F5F3F1"/>
-            <w:tcMar>
-              <w:top w:w="120" w:type="dxa"/>
-              <w:left w:w="150" w:type="dxa"/>
-              <w:bottom w:w="120" w:type="dxa"/>
-              <w:right w:w="150" w:type="dxa"/>
-            </w:tcMar>
-            <w:vAlign w:val="center"/>
-          </w:tcPr>
-          <w:p>
-            <w:pPr>
-              <w:pStyle w:val="TableCell"/>
-            </w:pPr>
-            <w:r>
-              <w:t xml:space="preserve"/>
-            </w:r>
-          </w:p>
-        </w:tc>
-      </w:tr>
-      <w:tr>
-        <w:trPr>
-          <w:trHeight w:val="560" w:hRule="atLeast"/>
-        </w:trPr>
-        <w:tc>
-          <w:tcPr>
-            <w:tcW w:w="4180" w:type="dxa"/>
-            <w:tcMar>
-              <w:top w:w="120" w:type="dxa"/>
-              <w:left w:w="150" w:type="dxa"/>
-              <w:bottom w:w="120" w:type="dxa"/>
-              <w:right w:w="150" w:type="dxa"/>
-            </w:tcMar>
-            <w:vAlign w:val="center"/>
-          </w:tcPr>
-          <w:p>
-            <w:pPr>
-              <w:pStyle w:val="TableCell"/>
-            </w:pPr>
-            <w:r>
-              <w:t xml:space="preserve">Primary contact</w:t>
-            </w:r>
-          </w:p>
-        </w:tc>
-        <w:tc>
-          <w:tcPr>
-            <w:tcW w:w="5000" w:type="dxa"/>
-            <w:tcMar>
-              <w:top w:w="120" w:type="dxa"/>
-              <w:left w:w="150" w:type="dxa"/>
-              <w:bottom w:w="120" w:type="dxa"/>
-              <w:right w:w="150" w:type="dxa"/>
-            </w:tcMar>
-            <w:vAlign w:val="center"/>
-          </w:tcPr>
-          <w:p>
-            <w:pPr>
-              <w:pStyle w:val="TableCell"/>
-            </w:pPr>
-            <w:r>
-              <w:t xml:space="preserve"/>
-            </w:r>
-          </w:p>
-        </w:tc>
-      </w:tr>
-      <w:tr>
-        <w:trPr>
-          <w:trHeight w:val="560" w:hRule="atLeast"/>
-        </w:trPr>
-        <w:tc>
-          <w:tcPr>
-            <w:tcW w:w="4180" w:type="dxa"/>
-            <w:shd w:fill="F5F3F1"/>
-            <w:tcMar>
-              <w:top w:w="120" w:type="dxa"/>
-              <w:left w:w="150" w:type="dxa"/>
-              <w:bottom w:w="120" w:type="dxa"/>
-              <w:right w:w="150" w:type="dxa"/>
-            </w:tcMar>
-            <w:vAlign w:val="center"/>
-          </w:tcPr>
-          <w:p>
-            <w:pPr>
-              <w:pStyle w:val="TableCell"/>
-            </w:pPr>
-            <w:r>
-              <w:t xml:space="preserve">Best approval channel</w:t>
-            </w:r>
-          </w:p>
-        </w:tc>
-        <w:tc>
-          <w:tcPr>
-            <w:tcW w:w="5000" w:type="dxa"/>
-            <w:shd w:fill="F5F3F1"/>
-            <w:tcMar>
-              <w:top w:w="120" w:type="dxa"/>
-              <w:left w:w="150" w:type="dxa"/>
-              <w:bottom w:w="120" w:type="dxa"/>
-              <w:right w:w="150" w:type="dxa"/>
-            </w:tcMar>
-            <w:vAlign w:val="center"/>
-          </w:tcPr>
-          <w:p>
-            <w:pPr>
-              <w:pStyle w:val="TableCell"/>
-            </w:pPr>
-            <w:r>
-              <w:t xml:space="preserve"/>
-            </w:r>
-          </w:p>
-        </w:tc>
-      </w:tr>
-      <w:tr>
-        <w:trPr>
-          <w:trHeight w:val="560" w:hRule="atLeast"/>
-        </w:trPr>
-        <w:tc>
-          <w:tcPr>
-            <w:tcW w:w="4180" w:type="dxa"/>
-            <w:tcMar>
-              <w:top w:w="120" w:type="dxa"/>
-              <w:left w:w="150" w:type="dxa"/>
-              <w:bottom w:w="120" w:type="dxa"/>
-              <w:right w:w="150" w:type="dxa"/>
-            </w:tcMar>
-            <w:vAlign w:val="center"/>
-          </w:tcPr>
-          <w:p>
-            <w:pPr>
-              <w:pStyle w:val="TableCell"/>
-            </w:pPr>
-            <w:r>
-              <w:t xml:space="preserve">Approval deadline</w:t>
-            </w:r>
-          </w:p>
-        </w:tc>
-        <w:tc>
-          <w:tcPr>
-            <w:tcW w:w="5000" w:type="dxa"/>
-            <w:tcMar>
-              <w:top w:w="120" w:type="dxa"/>
-              <w:left w:w="150" w:type="dxa"/>
-              <w:bottom w:w="120" w:type="dxa"/>
-              <w:right w:w="150" w:type="dxa"/>
-            </w:tcMar>
-            <w:vAlign w:val="center"/>
-          </w:tcPr>
-          <w:p>
-            <w:pPr>
-              <w:pStyle w:val="TableCell"/>
-            </w:pPr>
-            <w:r>
-              <w:t xml:space="preserve"/>
-            </w:r>
-          </w:p>
-        </w:tc>
-      </w:tr>
-      <w:tr>
-        <w:trPr>
-          <w:trHeight w:val="560" w:hRule="atLeast"/>
-        </w:trPr>
-        <w:tc>
-          <w:tcPr>
-            <w:tcW w:w="4180" w:type="dxa"/>
-            <w:shd w:fill="F5F3F1"/>
-            <w:tcMar>
-              <w:top w:w="120" w:type="dxa"/>
-              <w:left w:w="150" w:type="dxa"/>
-              <w:bottom w:w="120" w:type="dxa"/>
-              <w:right w:w="150" w:type="dxa"/>
-            </w:tcMar>
-            <w:vAlign w:val="center"/>
-          </w:tcPr>
-          <w:p>
-            <w:pPr>
-              <w:pStyle w:val="TableCell"/>
-            </w:pPr>
-            <w:r>
-              <w:t xml:space="preserve">Preferred tone</w:t>
-            </w:r>
-          </w:p>
-        </w:tc>
-        <w:tc>
-          <w:tcPr>
-            <w:tcW w:w="5000" w:type="dxa"/>
-            <w:shd w:fill="F5F3F1"/>
-            <w:tcMar>
-              <w:top w:w="120" w:type="dxa"/>
-              <w:left w:w="150" w:type="dxa"/>
-              <w:bottom w:w="120" w:type="dxa"/>
-              <w:right w:w="150" w:type="dxa"/>
-            </w:tcMar>
-            <w:vAlign w:val="center"/>
-          </w:tcPr>
-          <w:p>
-            <w:pPr>
-              <w:pStyle w:val="TableCell"/>
-            </w:pPr>
-            <w:r>
-              <w:t xml:space="preserve"/>
+              <w:t xml:space="preserve">Detail</w:t>
+            </w:r>
+          </w:p>
+        </w:tc>
+      </w:tr>
+      <w:tr>
+        <w:tc>
+          <w:tcPr>
+            <w:tcW w:w="3000" w:type="dxa"/>
+            <w:shd w:fill="F5F3F1"/>
+            <w:tcMar>
+              <w:top w:w="120" w:type="dxa"/>
+              <w:left w:w="150" w:type="dxa"/>
+              <w:bottom w:w="120" w:type="dxa"/>
+              <w:right w:w="150" w:type="dxa"/>
+            </w:tcMar>
+            <w:vAlign w:val="center"/>
+          </w:tcPr>
+          <w:p>
+            <w:pPr>
+              <w:pStyle w:val="TableLabel"/>
+            </w:pPr>
+            <w:r>
+              <w:t xml:space="preserve">Review source</w:t>
+            </w:r>
+          </w:p>
+        </w:tc>
+        <w:tc>
+          <w:tcPr>
+            <w:tcW w:w="6180" w:type="dxa"/>
+            <w:shd w:fill="F5F3F1"/>
+            <w:tcMar>
+              <w:top w:w="120" w:type="dxa"/>
+              <w:left w:w="150" w:type="dxa"/>
+              <w:bottom w:w="120" w:type="dxa"/>
+              <w:right w:w="150" w:type="dxa"/>
+            </w:tcMar>
+            <w:vAlign w:val="center"/>
+          </w:tcPr>
+          <w:p>
+            <w:pPr>
+              <w:pStyle w:val="TableCell"/>
+            </w:pPr>
+            <w:r>
+              <w:t xml:space="preserve">the client's approved Google Business Profile, Facebook page, marketplace profile, or exported review list.</w:t>
+            </w:r>
+          </w:p>
+        </w:tc>
+      </w:tr>
+      <w:tr>
+        <w:tc>
+          <w:tcPr>
+            <w:tcW w:w="3000" w:type="dxa"/>
+            <w:shd w:fill="F5F3F1"/>
+            <w:tcMar>
+              <w:top w:w="120" w:type="dxa"/>
+              <w:left w:w="150" w:type="dxa"/>
+              <w:bottom w:w="120" w:type="dxa"/>
+              <w:right w:w="150" w:type="dxa"/>
+            </w:tcMar>
+            <w:vAlign w:val="center"/>
+          </w:tcPr>
+          <w:p>
+            <w:pPr>
+              <w:pStyle w:val="TableLabel"/>
+            </w:pPr>
+            <w:r>
+              <w:t xml:space="preserve">Control sheet</w:t>
+            </w:r>
+          </w:p>
+        </w:tc>
+        <w:tc>
+          <w:tcPr>
+            <w:tcW w:w="6180" w:type="dxa"/>
+            <w:tcMar>
+              <w:top w:w="120" w:type="dxa"/>
+              <w:left w:w="150" w:type="dxa"/>
+              <w:bottom w:w="120" w:type="dxa"/>
+              <w:right w:w="150" w:type="dxa"/>
+            </w:tcMar>
+            <w:vAlign w:val="center"/>
+          </w:tcPr>
+          <w:p>
+            <w:pPr>
+              <w:pStyle w:val="TableCell"/>
+            </w:pPr>
+            <w:r>
+              <w:t xml:space="preserve">one row per review with source URL, date, rating, sentiment, reply status, escalation status, exact quote, approved use, and final asset links.</w:t>
+            </w:r>
+          </w:p>
+        </w:tc>
+      </w:tr>
+      <w:tr>
+        <w:tc>
+          <w:tcPr>
+            <w:tcW w:w="3000" w:type="dxa"/>
+            <w:shd w:fill="F5F3F1"/>
+            <w:tcMar>
+              <w:top w:w="120" w:type="dxa"/>
+              <w:left w:w="150" w:type="dxa"/>
+              <w:bottom w:w="120" w:type="dxa"/>
+              <w:right w:w="150" w:type="dxa"/>
+            </w:tcMar>
+            <w:vAlign w:val="center"/>
+          </w:tcPr>
+          <w:p>
+            <w:pPr>
+              <w:pStyle w:val="TableLabel"/>
+            </w:pPr>
+            <w:r>
+              <w:t xml:space="preserve">Production</w:t>
+            </w:r>
+          </w:p>
+        </w:tc>
+        <w:tc>
+          <w:tcPr>
+            <w:tcW w:w="6180" w:type="dxa"/>
+            <w:shd w:fill="F5F3F1"/>
+            <w:tcMar>
+              <w:top w:w="120" w:type="dxa"/>
+              <w:left w:w="150" w:type="dxa"/>
+              <w:bottom w:w="120" w:type="dxa"/>
+              <w:right w:w="150" w:type="dxa"/>
+            </w:tcMar>
+            <w:vAlign w:val="center"/>
+          </w:tcPr>
+          <w:p>
+            <w:pPr>
+              <w:pStyle w:val="TableCell"/>
+            </w:pPr>
+            <w:r>
+              <w:t xml:space="preserve">one reply template library and one original Canva system for square, story, website, and email proof blocks.</w:t>
+            </w:r>
+          </w:p>
+        </w:tc>
+      </w:tr>
+      <w:tr>
+        <w:tc>
+          <w:tcPr>
+            <w:tcW w:w="3000" w:type="dxa"/>
+            <w:shd w:fill="F5F3F1"/>
+            <w:tcMar>
+              <w:top w:w="120" w:type="dxa"/>
+              <w:left w:w="150" w:type="dxa"/>
+              <w:bottom w:w="120" w:type="dxa"/>
+              <w:right w:w="150" w:type="dxa"/>
+            </w:tcMar>
+            <w:vAlign w:val="center"/>
+          </w:tcPr>
+          <w:p>
+            <w:pPr>
+              <w:pStyle w:val="TableLabel"/>
+            </w:pPr>
+            <w:r>
+              <w:t xml:space="preserve">Automation</w:t>
+            </w:r>
+          </w:p>
+        </w:tc>
+        <w:tc>
+          <w:tcPr>
+            <w:tcW w:w="6180" w:type="dxa"/>
+            <w:tcMar>
+              <w:top w:w="120" w:type="dxa"/>
+              <w:left w:w="150" w:type="dxa"/>
+              <w:bottom w:w="120" w:type="dxa"/>
+              <w:right w:w="150" w:type="dxa"/>
+            </w:tcMar>
+            <w:vAlign w:val="center"/>
+          </w:tcPr>
+          <w:p>
+            <w:pPr>
+              <w:pStyle w:val="TableCell"/>
+            </w:pPr>
+            <w:r>
+              <w:t xml:space="preserve">a scheduled AI routine can classify, draft, extract, and bundle. A named human still approves every public reply and proof asset before use.</w:t>
             </w:r>
           </w:p>
         </w:tc>
@@ -1414,309 +1391,7 @@
         <w:pStyle w:val="Heading1"/>
       </w:pPr>
       <w:r>
-        <w:t xml:space="preserve">03 / Project scope</w:t>
-      </w:r>
-    </w:p>
-    <w:tbl>
-      <w:tblPr>
-        <w:tblW w:w="0" w:type="auto"/>
-        <w:tblInd w:w="0" w:type="dxa"/>
-        <w:tblBorders>
-          <w:top w:val="single" w:sz="6" w:color="E0DFDD"/>
-          <w:left w:val="single" w:sz="6" w:color="E0DFDD"/>
-          <w:bottom w:val="single" w:sz="6" w:color="E0DFDD"/>
-          <w:right w:val="single" w:sz="6" w:color="E0DFDD"/>
-          <w:insideH w:val="single" w:sz="4" w:color="E0DFDD"/>
-          <w:insideV w:val="single" w:sz="4" w:color="E0DFDD"/>
-        </w:tblBorders>
-        <w:tblLook w:firstRow="1" w:noHBand="0" w:noVBand="1"/>
-      </w:tblPr>
-      <w:tblGrid>
-        <w:gridCol w:w="4180"/>
-        <w:gridCol w:w="5000"/>
-      </w:tblGrid>
-      <w:tr>
-        <w:tc>
-          <w:tcPr>
-            <w:tcW w:w="4180" w:type="dxa"/>
-            <w:shd w:fill="0A0A0A"/>
-            <w:tcMar>
-              <w:top w:w="120" w:type="dxa"/>
-              <w:left w:w="150" w:type="dxa"/>
-              <w:bottom w:w="120" w:type="dxa"/>
-              <w:right w:w="150" w:type="dxa"/>
-            </w:tcMar>
-            <w:vAlign w:val="center"/>
-          </w:tcPr>
-          <w:p>
-            <w:pPr>
-              <w:pStyle w:val="TableHeader"/>
-            </w:pPr>
-            <w:r>
-              <w:t xml:space="preserve">Field</w:t>
-            </w:r>
-          </w:p>
-        </w:tc>
-        <w:tc>
-          <w:tcPr>
-            <w:tcW w:w="5000" w:type="dxa"/>
-            <w:shd w:fill="0A0A0A"/>
-            <w:tcMar>
-              <w:top w:w="120" w:type="dxa"/>
-              <w:left w:w="150" w:type="dxa"/>
-              <w:bottom w:w="120" w:type="dxa"/>
-              <w:right w:w="150" w:type="dxa"/>
-            </w:tcMar>
-            <w:vAlign w:val="center"/>
-          </w:tcPr>
-          <w:p>
-            <w:pPr>
-              <w:pStyle w:val="TableHeader"/>
-            </w:pPr>
-            <w:r>
-              <w:t xml:space="preserve">Your answer</w:t>
-            </w:r>
-          </w:p>
-        </w:tc>
-      </w:tr>
-      <w:tr>
-        <w:trPr>
-          <w:trHeight w:val="560" w:hRule="atLeast"/>
-        </w:trPr>
-        <w:tc>
-          <w:tcPr>
-            <w:tcW w:w="4180" w:type="dxa"/>
-            <w:shd w:fill="F5F3F1"/>
-            <w:tcMar>
-              <w:top w:w="120" w:type="dxa"/>
-              <w:left w:w="150" w:type="dxa"/>
-              <w:bottom w:w="120" w:type="dxa"/>
-              <w:right w:w="150" w:type="dxa"/>
-            </w:tcMar>
-            <w:vAlign w:val="center"/>
-          </w:tcPr>
-          <w:p>
-            <w:pPr>
-              <w:pStyle w:val="TableCell"/>
-            </w:pPr>
-            <w:r>
-              <w:t xml:space="preserve">Selected offer</w:t>
-            </w:r>
-          </w:p>
-        </w:tc>
-        <w:tc>
-          <w:tcPr>
-            <w:tcW w:w="5000" w:type="dxa"/>
-            <w:shd w:fill="F5F3F1"/>
-            <w:tcMar>
-              <w:top w:w="120" w:type="dxa"/>
-              <w:left w:w="150" w:type="dxa"/>
-              <w:bottom w:w="120" w:type="dxa"/>
-              <w:right w:w="150" w:type="dxa"/>
-            </w:tcMar>
-            <w:vAlign w:val="center"/>
-          </w:tcPr>
-          <w:p>
-            <w:pPr>
-              <w:pStyle w:val="TableCell"/>
-            </w:pPr>
-            <w:r>
-              <w:t xml:space="preserve"/>
-            </w:r>
-          </w:p>
-        </w:tc>
-      </w:tr>
-      <w:tr>
-        <w:trPr>
-          <w:trHeight w:val="560" w:hRule="atLeast"/>
-        </w:trPr>
-        <w:tc>
-          <w:tcPr>
-            <w:tcW w:w="4180" w:type="dxa"/>
-            <w:tcMar>
-              <w:top w:w="120" w:type="dxa"/>
-              <w:left w:w="150" w:type="dxa"/>
-              <w:bottom w:w="120" w:type="dxa"/>
-              <w:right w:w="150" w:type="dxa"/>
-            </w:tcMar>
-            <w:vAlign w:val="center"/>
-          </w:tcPr>
-          <w:p>
-            <w:pPr>
-              <w:pStyle w:val="TableCell"/>
-            </w:pPr>
-            <w:r>
-              <w:t xml:space="preserve">Primary outcome wanted from this project</w:t>
-            </w:r>
-          </w:p>
-        </w:tc>
-        <w:tc>
-          <w:tcPr>
-            <w:tcW w:w="5000" w:type="dxa"/>
-            <w:tcMar>
-              <w:top w:w="120" w:type="dxa"/>
-              <w:left w:w="150" w:type="dxa"/>
-              <w:bottom w:w="120" w:type="dxa"/>
-              <w:right w:w="150" w:type="dxa"/>
-            </w:tcMar>
-            <w:vAlign w:val="center"/>
-          </w:tcPr>
-          <w:p>
-            <w:pPr>
-              <w:pStyle w:val="TableCell"/>
-            </w:pPr>
-            <w:r>
-              <w:t xml:space="preserve"/>
-            </w:r>
-          </w:p>
-        </w:tc>
-      </w:tr>
-      <w:tr>
-        <w:trPr>
-          <w:trHeight w:val="560" w:hRule="atLeast"/>
-        </w:trPr>
-        <w:tc>
-          <w:tcPr>
-            <w:tcW w:w="4180" w:type="dxa"/>
-            <w:shd w:fill="F5F3F1"/>
-            <w:tcMar>
-              <w:top w:w="120" w:type="dxa"/>
-              <w:left w:w="150" w:type="dxa"/>
-              <w:bottom w:w="120" w:type="dxa"/>
-              <w:right w:w="150" w:type="dxa"/>
-            </w:tcMar>
-            <w:vAlign w:val="center"/>
-          </w:tcPr>
-          <w:p>
-            <w:pPr>
-              <w:pStyle w:val="TableCell"/>
-            </w:pPr>
-            <w:r>
-              <w:t xml:space="preserve">Most urgent visible problem</w:t>
-            </w:r>
-          </w:p>
-        </w:tc>
-        <w:tc>
-          <w:tcPr>
-            <w:tcW w:w="5000" w:type="dxa"/>
-            <w:shd w:fill="F5F3F1"/>
-            <w:tcMar>
-              <w:top w:w="120" w:type="dxa"/>
-              <w:left w:w="150" w:type="dxa"/>
-              <w:bottom w:w="120" w:type="dxa"/>
-              <w:right w:w="150" w:type="dxa"/>
-            </w:tcMar>
-            <w:vAlign w:val="center"/>
-          </w:tcPr>
-          <w:p>
-            <w:pPr>
-              <w:pStyle w:val="TableCell"/>
-            </w:pPr>
-            <w:r>
-              <w:t xml:space="preserve"/>
-            </w:r>
-          </w:p>
-        </w:tc>
-      </w:tr>
-      <w:tr>
-        <w:trPr>
-          <w:trHeight w:val="560" w:hRule="atLeast"/>
-        </w:trPr>
-        <w:tc>
-          <w:tcPr>
-            <w:tcW w:w="4180" w:type="dxa"/>
-            <w:tcMar>
-              <w:top w:w="120" w:type="dxa"/>
-              <w:left w:w="150" w:type="dxa"/>
-              <w:bottom w:w="120" w:type="dxa"/>
-              <w:right w:w="150" w:type="dxa"/>
-            </w:tcMar>
-            <w:vAlign w:val="center"/>
-          </w:tcPr>
-          <w:p>
-            <w:pPr>
-              <w:pStyle w:val="TableCell"/>
-            </w:pPr>
-            <w:r>
-              <w:t xml:space="preserve">What should not change</w:t>
-            </w:r>
-          </w:p>
-        </w:tc>
-        <w:tc>
-          <w:tcPr>
-            <w:tcW w:w="5000" w:type="dxa"/>
-            <w:tcMar>
-              <w:top w:w="120" w:type="dxa"/>
-              <w:left w:w="150" w:type="dxa"/>
-              <w:bottom w:w="120" w:type="dxa"/>
-              <w:right w:w="150" w:type="dxa"/>
-            </w:tcMar>
-            <w:vAlign w:val="center"/>
-          </w:tcPr>
-          <w:p>
-            <w:pPr>
-              <w:pStyle w:val="TableCell"/>
-            </w:pPr>
-            <w:r>
-              <w:t xml:space="preserve"/>
-            </w:r>
-          </w:p>
-        </w:tc>
-      </w:tr>
-      <w:tr>
-        <w:trPr>
-          <w:trHeight w:val="560" w:hRule="atLeast"/>
-        </w:trPr>
-        <w:tc>
-          <w:tcPr>
-            <w:tcW w:w="4180" w:type="dxa"/>
-            <w:shd w:fill="F5F3F1"/>
-            <w:tcMar>
-              <w:top w:w="120" w:type="dxa"/>
-              <w:left w:w="150" w:type="dxa"/>
-              <w:bottom w:w="120" w:type="dxa"/>
-              <w:right w:w="150" w:type="dxa"/>
-            </w:tcMar>
-            <w:vAlign w:val="center"/>
-          </w:tcPr>
-          <w:p>
-            <w:pPr>
-              <w:pStyle w:val="TableCell"/>
-            </w:pPr>
-            <w:r>
-              <w:t xml:space="preserve">Known risks or sensitive claims</w:t>
-            </w:r>
-          </w:p>
-        </w:tc>
-        <w:tc>
-          <w:tcPr>
-            <w:tcW w:w="5000" w:type="dxa"/>
-            <w:shd w:fill="F5F3F1"/>
-            <w:tcMar>
-              <w:top w:w="120" w:type="dxa"/>
-              <w:left w:w="150" w:type="dxa"/>
-              <w:bottom w:w="120" w:type="dxa"/>
-              <w:right w:w="150" w:type="dxa"/>
-            </w:tcMar>
-            <w:vAlign w:val="center"/>
-          </w:tcPr>
-          <w:p>
-            <w:pPr>
-              <w:pStyle w:val="TableCell"/>
-            </w:pPr>
-            <w:r>
-              <w:t xml:space="preserve"/>
-            </w:r>
-          </w:p>
-        </w:tc>
-      </w:tr>
-    </w:tbl>
-    <w:p>
-      <w:pPr>
-        <w:pStyle w:val="Heading1"/>
-      </w:pPr>
-      <w:r>
-        <w:t xml:space="preserve">04 / Source material request</w:t>
+        <w:t xml:space="preserve">02 / Minimum viable weekly loop</w:t>
       </w:r>
     </w:p>
     <w:p>
@@ -1728,7 +1403,7 @@
         </w:numPr>
       </w:pPr>
       <w:r>
-        <w:t xml:space="preserve">Current files, screenshots, exports, links, messages, reviews, product pages, listing copy, or data sources relevant to this pack.</w:t>
+        <w:t xml:space="preserve">1. Collect: import only new reviews from the agreed public sources or client export.</w:t>
       </w:r>
     </w:p>
     <w:p>
@@ -1740,7 +1415,7 @@
         </w:numPr>
       </w:pPr>
       <w:r>
-        <w:t xml:space="preserve">Brand assets: logo, colors, fonts, examples the client likes, and examples they dislike.</w:t>
+        <w:t xml:space="preserve">2. Classify: mark positive, neutral, routine negative, or escalate before drafting.</w:t>
       </w:r>
     </w:p>
     <w:p>
@@ -1752,7 +1427,7 @@
         </w:numPr>
       </w:pPr>
       <w:r>
-        <w:t xml:space="preserve">Approved wording for policies, guarantees, hours, prices, locations, service areas, and claims.</w:t>
+        <w:t xml:space="preserve">3. Draft: prepare a short owner-voice reply using only approved business facts.</w:t>
       </w:r>
     </w:p>
     <w:p>
@@ -1764,7 +1439,7 @@
         </w:numPr>
       </w:pPr>
       <w:r>
-        <w:t xml:space="preserve">Any previous version of this asset or workflow, even if messy.</w:t>
+        <w:t xml:space="preserve">4. Extract: copy the strongest customer phrase exactly and retain its source URL.</w:t>
       </w:r>
     </w:p>
     <w:p>
@@ -1776,7 +1451,31 @@
         </w:numPr>
       </w:pPr>
       <w:r>
-        <w:t xml:space="preserve">Access requirements and restrictions: who can log in, who approves, and what must remain view-only.</w:t>
+        <w:t xml:space="preserve">5. Gate: stop on privacy, safety, medical, legal, discrimination, refund, staff, or disputed-fact issues.</w:t>
+      </w:r>
+    </w:p>
+    <w:p>
+      <w:pPr>
+        <w:pStyle w:val="ListParagraph"/>
+        <w:numPr>
+          <w:ilvl w:val="0"/>
+          <w:numId w:val="1"/>
+        </w:numPr>
+      </w:pPr>
+      <w:r>
+        <w:t xml:space="preserve">6. Approve: send one batch to the named owner for reply and testimonial-use approval.</w:t>
+      </w:r>
+    </w:p>
+    <w:p>
+      <w:pPr>
+        <w:pStyle w:val="ListParagraph"/>
+        <w:numPr>
+          <w:ilvl w:val="0"/>
+          <w:numId w:val="1"/>
+        </w:numPr>
+      </w:pPr>
+      <w:r>
+        <w:t xml:space="preserve">7. Package: map approved wording into social, website, email, and sales-graphic copy blocks.</w:t>
       </w:r>
     </w:p>
     <w:p>
@@ -1784,349 +1483,71 @@
         <w:pStyle w:val="Heading1"/>
       </w:pPr>
       <w:r>
-        <w:t xml:space="preserve">05 / Pack-specific intake prompts</w:t>
-      </w:r>
-    </w:p>
-    <w:tbl>
-      <w:tblPr>
-        <w:tblW w:w="0" w:type="auto"/>
-        <w:tblInd w:w="0" w:type="dxa"/>
-        <w:tblBorders>
-          <w:top w:val="single" w:sz="6" w:color="E0DFDD"/>
-          <w:left w:val="single" w:sz="6" w:color="E0DFDD"/>
-          <w:bottom w:val="single" w:sz="6" w:color="E0DFDD"/>
-          <w:right w:val="single" w:sz="6" w:color="E0DFDD"/>
-          <w:insideH w:val="single" w:sz="4" w:color="E0DFDD"/>
-          <w:insideV w:val="single" w:sz="4" w:color="E0DFDD"/>
-        </w:tblBorders>
-        <w:tblLook w:firstRow="1" w:noHBand="0" w:noVBand="1"/>
-      </w:tblPr>
-      <w:tblGrid>
-        <w:gridCol w:w="4180"/>
-        <w:gridCol w:w="5000"/>
-      </w:tblGrid>
-      <w:tr>
-        <w:tc>
-          <w:tcPr>
-            <w:tcW w:w="4180" w:type="dxa"/>
-            <w:shd w:fill="0A0A0A"/>
-            <w:tcMar>
-              <w:top w:w="120" w:type="dxa"/>
-              <w:left w:w="150" w:type="dxa"/>
-              <w:bottom w:w="120" w:type="dxa"/>
-              <w:right w:w="150" w:type="dxa"/>
-            </w:tcMar>
-            <w:vAlign w:val="center"/>
-          </w:tcPr>
-          <w:p>
-            <w:pPr>
-              <w:pStyle w:val="TableHeader"/>
-            </w:pPr>
-            <w:r>
-              <w:t xml:space="preserve">Field</w:t>
-            </w:r>
-          </w:p>
-        </w:tc>
-        <w:tc>
-          <w:tcPr>
-            <w:tcW w:w="5000" w:type="dxa"/>
-            <w:shd w:fill="0A0A0A"/>
-            <w:tcMar>
-              <w:top w:w="120" w:type="dxa"/>
-              <w:left w:w="150" w:type="dxa"/>
-              <w:bottom w:w="120" w:type="dxa"/>
-              <w:right w:w="150" w:type="dxa"/>
-            </w:tcMar>
-            <w:vAlign w:val="center"/>
-          </w:tcPr>
-          <w:p>
-            <w:pPr>
-              <w:pStyle w:val="TableHeader"/>
-            </w:pPr>
-            <w:r>
-              <w:t xml:space="preserve">Your answer</w:t>
-            </w:r>
-          </w:p>
-        </w:tc>
-      </w:tr>
-      <w:tr>
-        <w:trPr>
-          <w:trHeight w:val="560" w:hRule="atLeast"/>
-        </w:trPr>
-        <w:tc>
-          <w:tcPr>
-            <w:tcW w:w="4180" w:type="dxa"/>
-            <w:shd w:fill="F5F3F1"/>
-            <w:tcMar>
-              <w:top w:w="120" w:type="dxa"/>
-              <w:left w:w="150" w:type="dxa"/>
-              <w:bottom w:w="120" w:type="dxa"/>
-              <w:right w:w="150" w:type="dxa"/>
-            </w:tcMar>
-            <w:vAlign w:val="center"/>
-          </w:tcPr>
-          <w:p>
-            <w:pPr>
-              <w:pStyle w:val="TableCell"/>
-            </w:pPr>
-            <w:r>
-              <w:t xml:space="preserve">What does a successful review reply + testimonial clips look like for your business 30 days from now?</w:t>
-            </w:r>
-          </w:p>
-        </w:tc>
-        <w:tc>
-          <w:tcPr>
-            <w:tcW w:w="5000" w:type="dxa"/>
-            <w:shd w:fill="F5F3F1"/>
-            <w:tcMar>
-              <w:top w:w="120" w:type="dxa"/>
-              <w:left w:w="150" w:type="dxa"/>
-              <w:bottom w:w="120" w:type="dxa"/>
-              <w:right w:w="150" w:type="dxa"/>
-            </w:tcMar>
-            <w:vAlign w:val="center"/>
-          </w:tcPr>
-          <w:p>
-            <w:pPr>
-              <w:pStyle w:val="TableCell"/>
-            </w:pPr>
-            <w:r>
-              <w:t xml:space="preserve"/>
-            </w:r>
-          </w:p>
-        </w:tc>
-      </w:tr>
-      <w:tr>
-        <w:trPr>
-          <w:trHeight w:val="560" w:hRule="atLeast"/>
-        </w:trPr>
-        <w:tc>
-          <w:tcPr>
-            <w:tcW w:w="4180" w:type="dxa"/>
-            <w:tcMar>
-              <w:top w:w="120" w:type="dxa"/>
-              <w:left w:w="150" w:type="dxa"/>
-              <w:bottom w:w="120" w:type="dxa"/>
-              <w:right w:w="150" w:type="dxa"/>
-            </w:tcMar>
-            <w:vAlign w:val="center"/>
-          </w:tcPr>
-          <w:p>
-            <w:pPr>
-              <w:pStyle w:val="TableCell"/>
-            </w:pPr>
-            <w:r>
-              <w:t xml:space="preserve">What do your customers or leads currently misunderstand about this area?</w:t>
-            </w:r>
-          </w:p>
-        </w:tc>
-        <w:tc>
-          <w:tcPr>
-            <w:tcW w:w="5000" w:type="dxa"/>
-            <w:tcMar>
-              <w:top w:w="120" w:type="dxa"/>
-              <w:left w:w="150" w:type="dxa"/>
-              <w:bottom w:w="120" w:type="dxa"/>
-              <w:right w:w="150" w:type="dxa"/>
-            </w:tcMar>
-            <w:vAlign w:val="center"/>
-          </w:tcPr>
-          <w:p>
-            <w:pPr>
-              <w:pStyle w:val="TableCell"/>
-            </w:pPr>
-            <w:r>
-              <w:t xml:space="preserve"/>
-            </w:r>
-          </w:p>
-        </w:tc>
-      </w:tr>
-      <w:tr>
-        <w:trPr>
-          <w:trHeight w:val="560" w:hRule="atLeast"/>
-        </w:trPr>
-        <w:tc>
-          <w:tcPr>
-            <w:tcW w:w="4180" w:type="dxa"/>
-            <w:shd w:fill="F5F3F1"/>
-            <w:tcMar>
-              <w:top w:w="120" w:type="dxa"/>
-              <w:left w:w="150" w:type="dxa"/>
-              <w:bottom w:w="120" w:type="dxa"/>
-              <w:right w:w="150" w:type="dxa"/>
-            </w:tcMar>
-            <w:vAlign w:val="center"/>
-          </w:tcPr>
-          <w:p>
-            <w:pPr>
-              <w:pStyle w:val="TableCell"/>
-            </w:pPr>
-            <w:r>
-              <w:t xml:space="preserve">Which parts of review platforms, reply tone, escalation rules, testimonial permissions, and design approvals are already decided and which need review?</w:t>
-            </w:r>
-          </w:p>
-        </w:tc>
-        <w:tc>
-          <w:tcPr>
-            <w:tcW w:w="5000" w:type="dxa"/>
-            <w:shd w:fill="F5F3F1"/>
-            <w:tcMar>
-              <w:top w:w="120" w:type="dxa"/>
-              <w:left w:w="150" w:type="dxa"/>
-              <w:bottom w:w="120" w:type="dxa"/>
-              <w:right w:w="150" w:type="dxa"/>
-            </w:tcMar>
-            <w:vAlign w:val="center"/>
-          </w:tcPr>
-          <w:p>
-            <w:pPr>
-              <w:pStyle w:val="TableCell"/>
-            </w:pPr>
-            <w:r>
-              <w:t xml:space="preserve"/>
-            </w:r>
-          </w:p>
-        </w:tc>
-      </w:tr>
-      <w:tr>
-        <w:trPr>
-          <w:trHeight w:val="560" w:hRule="atLeast"/>
-        </w:trPr>
-        <w:tc>
-          <w:tcPr>
-            <w:tcW w:w="4180" w:type="dxa"/>
-            <w:tcMar>
-              <w:top w:w="120" w:type="dxa"/>
-              <w:left w:w="150" w:type="dxa"/>
-              <w:bottom w:w="120" w:type="dxa"/>
-              <w:right w:w="150" w:type="dxa"/>
-            </w:tcMar>
-            <w:vAlign w:val="center"/>
-          </w:tcPr>
-          <w:p>
-            <w:pPr>
-              <w:pStyle w:val="TableCell"/>
-            </w:pPr>
-            <w:r>
-              <w:t xml:space="preserve">Who has final say on customer-facing facts, pricing, claims, public replies, or instructions?</w:t>
-            </w:r>
-          </w:p>
-        </w:tc>
-        <w:tc>
-          <w:tcPr>
-            <w:tcW w:w="5000" w:type="dxa"/>
-            <w:tcMar>
-              <w:top w:w="120" w:type="dxa"/>
-              <w:left w:w="150" w:type="dxa"/>
-              <w:bottom w:w="120" w:type="dxa"/>
-              <w:right w:w="150" w:type="dxa"/>
-            </w:tcMar>
-            <w:vAlign w:val="center"/>
-          </w:tcPr>
-          <w:p>
-            <w:pPr>
-              <w:pStyle w:val="TableCell"/>
-            </w:pPr>
-            <w:r>
-              <w:t xml:space="preserve"/>
-            </w:r>
-          </w:p>
-        </w:tc>
-      </w:tr>
-      <w:tr>
-        <w:trPr>
-          <w:trHeight w:val="560" w:hRule="atLeast"/>
-        </w:trPr>
-        <w:tc>
-          <w:tcPr>
-            <w:tcW w:w="4180" w:type="dxa"/>
-            <w:shd w:fill="F5F3F1"/>
-            <w:tcMar>
-              <w:top w:w="120" w:type="dxa"/>
-              <w:left w:w="150" w:type="dxa"/>
-              <w:bottom w:w="120" w:type="dxa"/>
-              <w:right w:w="150" w:type="dxa"/>
-            </w:tcMar>
-            <w:vAlign w:val="center"/>
-          </w:tcPr>
-          <w:p>
-            <w:pPr>
-              <w:pStyle w:val="TableCell"/>
-            </w:pPr>
-            <w:r>
-              <w:t xml:space="preserve">What would make this project feel too risky or annoying for your team?</w:t>
-            </w:r>
-          </w:p>
-        </w:tc>
-        <w:tc>
-          <w:tcPr>
-            <w:tcW w:w="5000" w:type="dxa"/>
-            <w:shd w:fill="F5F3F1"/>
-            <w:tcMar>
-              <w:top w:w="120" w:type="dxa"/>
-              <w:left w:w="150" w:type="dxa"/>
-              <w:bottom w:w="120" w:type="dxa"/>
-              <w:right w:w="150" w:type="dxa"/>
-            </w:tcMar>
-            <w:vAlign w:val="center"/>
-          </w:tcPr>
-          <w:p>
-            <w:pPr>
-              <w:pStyle w:val="TableCell"/>
-            </w:pPr>
-            <w:r>
-              <w:t xml:space="preserve"/>
-            </w:r>
-          </w:p>
-        </w:tc>
-      </w:tr>
-    </w:tbl>
+        <w:t xml:space="preserve">03 / Scheduled review sweep prompt</w:t>
+      </w:r>
+    </w:p>
+    <w:p>
+      <w:pPr>
+        <w:pStyle w:val="ExampleBlock"/>
+      </w:pPr>
+      <w:r>
+        <w:t xml:space="preserve">Review the new items in [APPROVED REVIEW EXPORT OR LINKS] for [BUSINESS]. Return one row per review with source URL, review date, rating, sentiment, reply priority, sensitive-risk flag, short reply draft, exact customer quote worth reusing, and suggested proof format. Use only words and facts present in the review or approved business brief. Do not browse for private information, invent context, post replies, contact reviewers, or create unsupported claims. Mark legal, medical, safety, discrimination, privacy, staff, refund, threat, or disputed-fact content ESCALATE and provide no public reply beyond a neutral owner-review note.</w:t>
+      </w:r>
+    </w:p>
     <w:p>
       <w:pPr>
         <w:pStyle w:val="Heading1"/>
       </w:pPr>
       <w:r>
-        <w:t xml:space="preserve">06 / Approval checklist</w:t>
-      </w:r>
-    </w:p>
-    <w:p>
-      <w:pPr>
-        <w:pStyle w:val="Checklist"/>
-      </w:pPr>
-      <w:r>
-        <w:t xml:space="preserve">[ ]  Facts approved: names, prices, dates, opening hours, policies, addresses, service areas, product details, and links.</w:t>
-      </w:r>
-    </w:p>
-    <w:p>
-      <w:pPr>
-        <w:pStyle w:val="Checklist"/>
-      </w:pPr>
-      <w:r>
-        <w:t xml:space="preserve">[ ]  Claims approved: proof, reviews, market commentary, testimonials, guarantees, and performance-sensitive language.</w:t>
-      </w:r>
-    </w:p>
-    <w:p>
-      <w:pPr>
-        <w:pStyle w:val="Checklist"/>
-      </w:pPr>
-      <w:r>
-        <w:t xml:space="preserve">[ ]  Access approved: logins, screenshots, exports, customer data, or public profile changes.</w:t>
-      </w:r>
-    </w:p>
-    <w:p>
-      <w:pPr>
-        <w:pStyle w:val="Checklist"/>
-      </w:pPr>
-      <w:r>
-        <w:t xml:space="preserve">[ ]  Delivery approved: editable file, final export, implementation notes, and next-step recommendation.</w:t>
-      </w:r>
-    </w:p>
-    <w:p>
-      <w:pPr>
-        <w:pStyle w:val="Checklist"/>
-      </w:pPr>
-      <w:r>
-        <w:t xml:space="preserve">[ ]  Renewal trigger approved: monthly refresh, weekly report, next sprint, or one-off closeout.</w:t>
+        <w:t xml:space="preserve">04 / Exact-quote and permission gate</w:t>
+      </w:r>
+    </w:p>
+    <w:p>
+      <w:pPr>
+        <w:pStyle w:val="ListParagraph"/>
+        <w:numPr>
+          <w:ilvl w:val="0"/>
+          <w:numId w:val="1"/>
+        </w:numPr>
+      </w:pPr>
+      <w:r>
+        <w:t xml:space="preserve">Compare every proposed testimonial line against its source review. Return PASS only when the wording is exact or clearly marked as an owner-approved edit.</w:t>
+      </w:r>
+    </w:p>
+    <w:p>
+      <w:pPr>
+        <w:pStyle w:val="ListParagraph"/>
+        <w:numPr>
+          <w:ilvl w:val="0"/>
+          <w:numId w:val="1"/>
+        </w:numPr>
+      </w:pPr>
+      <w:r>
+        <w:t xml:space="preserve">Record the source URL, reviewer display name as allowed by platform rules, original wording, proposed crop, context kept, intended channel, and owner approval status.</w:t>
+      </w:r>
+    </w:p>
+    <w:p>
+      <w:pPr>
+        <w:pStyle w:val="ListParagraph"/>
+        <w:numPr>
+          <w:ilvl w:val="0"/>
+          <w:numId w:val="1"/>
+        </w:numPr>
+      </w:pPr>
+      <w:r>
+        <w:t xml:space="preserve">Do not shorten wording in a way that changes meaning. Do not imply a result, timeframe, product, location, or customer identity that the review does not support.</w:t>
+      </w:r>
+    </w:p>
+    <w:p>
+      <w:pPr>
+        <w:pStyle w:val="ListParagraph"/>
+        <w:numPr>
+          <w:ilvl w:val="0"/>
+          <w:numId w:val="1"/>
+        </w:numPr>
+      </w:pPr>
+      <w:r>
+        <w:t xml:space="preserve">Hold every proof asset until the owner confirms the business can reuse the review and approves the final wording and design context.</w:t>
       </w:r>
     </w:p>
     <w:p>
@@ -2134,7 +1555,107 @@
         <w:pStyle w:val="Heading1"/>
       </w:pPr>
       <w:r>
-        <w:t xml:space="preserve">07 / Delivery standards (shared)</w:t>
+        <w:t xml:space="preserve">05 / Monthly content pack prompt</w:t>
+      </w:r>
+    </w:p>
+    <w:p>
+      <w:pPr>
+        <w:pStyle w:val="ExampleBlock"/>
+      </w:pPr>
+      <w:r>
+        <w:t xml:space="preserve">Using only the rows marked APPROVED in [CONTROL SHEET], prepare this month's client pack. Include the approved reply drafts, five strongest exact quotes, four social captions, four website proof blocks, four email proof lines, and Canva-ready copy for square and story cards. Label each item with its source URL and approval record. Do not reuse held, disputed, sensitive, or unapproved material. End with an activity summary showing reviews processed, replies approved, items escalated, and proof blocks produced. Do not claim rating, ranking, lead, booking, or revenue impact.</w:t>
+      </w:r>
+    </w:p>
+    <w:p>
+      <w:pPr>
+        <w:pStyle w:val="Heading1"/>
+      </w:pPr>
+      <w:r>
+        <w:t xml:space="preserve">06 / Approval email draft</w:t>
+      </w:r>
+    </w:p>
+    <w:p>
+      <w:pPr>
+        <w:pStyle w:val="ExampleBlock"/>
+      </w:pPr>
+      <w:r>
+        <w:t xml:space="preserve">Draft one email to [APPROVAL OWNER] linking the review log and content pack. Group items into APPROVE, EDIT, and HOLD. List sensitive items separately with no recommendation beyond owner review. Ask the owner to confirm the reply wording, testimonial-use permission, business facts, design context, and channels before anything is posted. Save as a draft and do not send.</w:t>
+      </w:r>
+    </w:p>
+    <w:p>
+      <w:pPr>
+        <w:pStyle w:val="Heading1"/>
+      </w:pPr>
+      <w:r>
+        <w:t xml:space="preserve">07 / First 20 leads routine</w:t>
+      </w:r>
+    </w:p>
+    <w:p>
+      <w:pPr>
+        <w:pStyle w:val="ExampleBlock"/>
+      </w:pPr>
+      <w:r>
+        <w:t xml:space="preserve">Once a week, review 20 public local-business profiles in [AREA OR NICHE]. Return only businesses with strong recent reviews plus visible reply gaps or unused proof. For each, record the public profile URL, two specific observations, one safe three-review sample angle, and the best public contact channel. Do not collect private data or send outreach.</w:t>
+      </w:r>
+    </w:p>
+    <w:p>
+      <w:pPr>
+        <w:pStyle w:val="ExampleBlock"/>
+      </w:pPr>
+      <w:r>
+        <w:t xml:space="preserve">For the five strongest prospects, draft a message under 70 words offering a three-review sample. Mention one real visible pattern, not AI. Keep every message in drafts for human review.</w:t>
+      </w:r>
+    </w:p>
+    <w:p>
+      <w:pPr>
+        <w:pStyle w:val="Heading1"/>
+      </w:pPr>
+      <w:r>
+        <w:t xml:space="preserve">08 / Failure and safety rules</w:t>
+      </w:r>
+    </w:p>
+    <w:p>
+      <w:pPr>
+        <w:pStyle w:val="ListParagraph"/>
+        <w:numPr>
+          <w:ilvl w:val="0"/>
+          <w:numId w:val="1"/>
+        </w:numPr>
+      </w:pPr>
+      <w:r>
+        <w:t xml:space="preserve">Stop when the review source cannot be verified, wording is ambiguous, a complaint includes sensitive claims, owner approval is missing, or reuse rights are unclear.</w:t>
+      </w:r>
+    </w:p>
+    <w:p>
+      <w:pPr>
+        <w:pStyle w:val="ListParagraph"/>
+        <w:numPr>
+          <w:ilvl w:val="0"/>
+          <w:numId w:val="1"/>
+        </w:numPr>
+      </w:pPr>
+      <w:r>
+        <w:t xml:space="preserve">Do not automate public posting, reviewer contact, review requests, review gating, incentives, removals, dispute submissions, crisis replies, or testimonial publishing.</w:t>
+      </w:r>
+    </w:p>
+    <w:p>
+      <w:pPr>
+        <w:pStyle w:val="ListParagraph"/>
+        <w:numPr>
+          <w:ilvl w:val="0"/>
+          <w:numId w:val="1"/>
+        </w:numPr>
+      </w:pPr>
+      <w:r>
+        <w:t xml:space="preserve">Log the source, run date, draft, risk decision, human approver, approved wording, intended channel, and final filename for every item.</w:t>
+      </w:r>
+    </w:p>
+    <w:p>
+      <w:pPr>
+        <w:pStyle w:val="Heading1"/>
+      </w:pPr>
+      <w:r>
+        <w:t xml:space="preserve">09 / Delivery standards (shared)</w:t>
       </w:r>
     </w:p>
     <w:p>
@@ -2223,7 +1744,7 @@
         <w:sz w:val="16"/>
         <w:color w:val="57534E"/>
       </w:rPr>
-      <w:t xml:space="preserve">Side Hustle Stephen / Review Reply + Testimonial Clips / Page </w:t>
+      <w:t xml:space="preserve">Side Hustle Stephen / AI Review Repurposing Service / Page </w:t>
     </w:r>
     <w:r>
       <w:rPr>

--- a/content/member-assets/review-testimonial-service/client-intake-form.docx
+++ b/content/member-assets/review-testimonial-service/client-intake-form.docx
@@ -673,13 +673,13 @@
         <w:tblLook w:firstRow="1" w:noHBand="0" w:noVBand="1"/>
       </w:tblPr>
       <w:tblGrid>
-        <w:gridCol w:w="1180"/>
-        <w:gridCol w:w="7940"/>
+        <w:gridCol w:w="1500"/>
+        <w:gridCol w:w="7620"/>
       </w:tblGrid>
       <w:tr>
         <w:tc>
           <w:tcPr>
-            <w:tcW w:w="1180" w:type="dxa"/>
+            <w:tcW w:w="1500" w:type="dxa"/>
             <w:shd w:fill="0A0A0A"/>
             <w:tcMar>
               <w:top w:w="120" w:type="dxa"/>
@@ -700,7 +700,7 @@
         </w:tc>
         <w:tc>
           <w:tcPr>
-            <w:tcW w:w="7940" w:type="dxa"/>
+            <w:tcW w:w="7620" w:type="dxa"/>
             <w:shd w:fill="0A0A0A"/>
             <w:tcMar>
               <w:top w:w="120" w:type="dxa"/>
@@ -723,7 +723,7 @@
       <w:tr>
         <w:tc>
           <w:tcPr>
-            <w:tcW w:w="1180" w:type="dxa"/>
+            <w:tcW w:w="1500" w:type="dxa"/>
             <w:shd w:fill="F5F3F1"/>
             <w:tcMar>
               <w:top w:w="120" w:type="dxa"/>
@@ -744,22 +744,22 @@
         </w:tc>
         <w:tc>
           <w:tcPr>
-            <w:tcW w:w="7940" w:type="dxa"/>
-            <w:shd w:fill="F5F3F1"/>
-            <w:tcMar>
-              <w:top w:w="120" w:type="dxa"/>
-              <w:left w:w="150" w:type="dxa"/>
-              <w:bottom w:w="120" w:type="dxa"/>
-              <w:right w:w="150" w:type="dxa"/>
-            </w:tcMar>
-            <w:vAlign w:val="center"/>
-          </w:tcPr>
-          <w:p>
-            <w:pPr>
-              <w:pStyle w:val="TableCell"/>
-            </w:pPr>
-            <w:r>
-              <w:t xml:space="preserve">The simplest reliable stack - Review source: the client's approved Google Business Profile, Facebook page, marketplace…</w:t>
+            <w:tcW w:w="7620" w:type="dxa"/>
+            <w:shd w:fill="F5F3F1"/>
+            <w:tcMar>
+              <w:top w:w="120" w:type="dxa"/>
+              <w:left w:w="150" w:type="dxa"/>
+              <w:bottom w:w="120" w:type="dxa"/>
+              <w:right w:w="150" w:type="dxa"/>
+            </w:tcMar>
+            <w:vAlign w:val="center"/>
+          </w:tcPr>
+          <w:p>
+            <w:pPr>
+              <w:pStyle w:val="TableCell"/>
+            </w:pPr>
+            <w:r>
+              <w:t xml:space="preserve">How to use this intake - Send this form before the first review sweep. Ask the client to write 'not sure' instead of…</w:t>
             </w:r>
           </w:p>
         </w:tc>
@@ -767,7 +767,7 @@
       <w:tr>
         <w:tc>
           <w:tcPr>
-            <w:tcW w:w="1180" w:type="dxa"/>
+            <w:tcW w:w="1500" w:type="dxa"/>
             <w:tcMar>
               <w:top w:w="120" w:type="dxa"/>
               <w:left w:w="150" w:type="dxa"/>
@@ -787,21 +787,21 @@
         </w:tc>
         <w:tc>
           <w:tcPr>
-            <w:tcW w:w="7940" w:type="dxa"/>
-            <w:tcMar>
-              <w:top w:w="120" w:type="dxa"/>
-              <w:left w:w="150" w:type="dxa"/>
-              <w:bottom w:w="120" w:type="dxa"/>
-              <w:right w:w="150" w:type="dxa"/>
-            </w:tcMar>
-            <w:vAlign w:val="center"/>
-          </w:tcPr>
-          <w:p>
-            <w:pPr>
-              <w:pStyle w:val="TableCell"/>
-            </w:pPr>
-            <w:r>
-              <w:t xml:space="preserve">Minimum viable weekly loop - 1. Collect: import only new reviews from the agreed public sources or client export.</w:t>
+            <w:tcW w:w="7620" w:type="dxa"/>
+            <w:tcMar>
+              <w:top w:w="120" w:type="dxa"/>
+              <w:left w:w="150" w:type="dxa"/>
+              <w:bottom w:w="120" w:type="dxa"/>
+              <w:right w:w="150" w:type="dxa"/>
+            </w:tcMar>
+            <w:vAlign w:val="center"/>
+          </w:tcPr>
+          <w:p>
+            <w:pPr>
+              <w:pStyle w:val="TableCell"/>
+            </w:pPr>
+            <w:r>
+              <w:t xml:space="preserve">Business and approval details - Business name, location, website, and main service: [answer]</w:t>
             </w:r>
           </w:p>
         </w:tc>
@@ -809,7 +809,7 @@
       <w:tr>
         <w:tc>
           <w:tcPr>
-            <w:tcW w:w="1180" w:type="dxa"/>
+            <w:tcW w:w="1500" w:type="dxa"/>
             <w:shd w:fill="F5F3F1"/>
             <w:tcMar>
               <w:top w:w="120" w:type="dxa"/>
@@ -830,22 +830,22 @@
         </w:tc>
         <w:tc>
           <w:tcPr>
-            <w:tcW w:w="7940" w:type="dxa"/>
-            <w:shd w:fill="F5F3F1"/>
-            <w:tcMar>
-              <w:top w:w="120" w:type="dxa"/>
-              <w:left w:w="150" w:type="dxa"/>
-              <w:bottom w:w="120" w:type="dxa"/>
-              <w:right w:w="150" w:type="dxa"/>
-            </w:tcMar>
-            <w:vAlign w:val="center"/>
-          </w:tcPr>
-          <w:p>
-            <w:pPr>
-              <w:pStyle w:val="TableCell"/>
-            </w:pPr>
-            <w:r>
-              <w:t xml:space="preserve">Scheduled review sweep prompt - Review the new items in [APPROVED REVIEW EXPORT OR LINKS] for [BUSINESS]. Return one row…</w:t>
+            <w:tcW w:w="7620" w:type="dxa"/>
+            <w:shd w:fill="F5F3F1"/>
+            <w:tcMar>
+              <w:top w:w="120" w:type="dxa"/>
+              <w:left w:w="150" w:type="dxa"/>
+              <w:bottom w:w="120" w:type="dxa"/>
+              <w:right w:w="150" w:type="dxa"/>
+            </w:tcMar>
+            <w:vAlign w:val="center"/>
+          </w:tcPr>
+          <w:p>
+            <w:pPr>
+              <w:pStyle w:val="TableCell"/>
+            </w:pPr>
+            <w:r>
+              <w:t xml:space="preserve">Review sources and service scope - Approved review platforms and profile URLs: [Google / Facebook / marketplace / other]</w:t>
             </w:r>
           </w:p>
         </w:tc>
@@ -853,7 +853,7 @@
       <w:tr>
         <w:tc>
           <w:tcPr>
-            <w:tcW w:w="1180" w:type="dxa"/>
+            <w:tcW w:w="1500" w:type="dxa"/>
             <w:tcMar>
               <w:top w:w="120" w:type="dxa"/>
               <w:left w:w="150" w:type="dxa"/>
@@ -873,21 +873,21 @@
         </w:tc>
         <w:tc>
           <w:tcPr>
-            <w:tcW w:w="7940" w:type="dxa"/>
-            <w:tcMar>
-              <w:top w:w="120" w:type="dxa"/>
-              <w:left w:w="150" w:type="dxa"/>
-              <w:bottom w:w="120" w:type="dxa"/>
-              <w:right w:w="150" w:type="dxa"/>
-            </w:tcMar>
-            <w:vAlign w:val="center"/>
-          </w:tcPr>
-          <w:p>
-            <w:pPr>
-              <w:pStyle w:val="TableCell"/>
-            </w:pPr>
-            <w:r>
-              <w:t xml:space="preserve">Exact-quote and permission gate - Compare every proposed testimonial line against its source review. Return PASS only when…</w:t>
+            <w:tcW w:w="7620" w:type="dxa"/>
+            <w:tcMar>
+              <w:top w:w="120" w:type="dxa"/>
+              <w:left w:w="150" w:type="dxa"/>
+              <w:bottom w:w="120" w:type="dxa"/>
+              <w:right w:w="150" w:type="dxa"/>
+            </w:tcMar>
+            <w:vAlign w:val="center"/>
+          </w:tcPr>
+          <w:p>
+            <w:pPr>
+              <w:pStyle w:val="TableCell"/>
+            </w:pPr>
+            <w:r>
+              <w:t xml:space="preserve">Reply voice and content rules - Preferred reply tone: [plain / warm / premium / concise / other]</w:t>
             </w:r>
           </w:p>
         </w:tc>
@@ -895,7 +895,7 @@
       <w:tr>
         <w:tc>
           <w:tcPr>
-            <w:tcW w:w="1180" w:type="dxa"/>
+            <w:tcW w:w="1500" w:type="dxa"/>
             <w:shd w:fill="F5F3F1"/>
             <w:tcMar>
               <w:top w:w="120" w:type="dxa"/>
@@ -916,22 +916,22 @@
         </w:tc>
         <w:tc>
           <w:tcPr>
-            <w:tcW w:w="7940" w:type="dxa"/>
-            <w:shd w:fill="F5F3F1"/>
-            <w:tcMar>
-              <w:top w:w="120" w:type="dxa"/>
-              <w:left w:w="150" w:type="dxa"/>
-              <w:bottom w:w="120" w:type="dxa"/>
-              <w:right w:w="150" w:type="dxa"/>
-            </w:tcMar>
-            <w:vAlign w:val="center"/>
-          </w:tcPr>
-          <w:p>
-            <w:pPr>
-              <w:pStyle w:val="TableCell"/>
-            </w:pPr>
-            <w:r>
-              <w:t xml:space="preserve">Monthly content pack prompt - Using only the rows marked APPROVED in [CONTROL SHEET], prepare this month's client pack…</w:t>
+            <w:tcW w:w="7620" w:type="dxa"/>
+            <w:shd w:fill="F5F3F1"/>
+            <w:tcMar>
+              <w:top w:w="120" w:type="dxa"/>
+              <w:left w:w="150" w:type="dxa"/>
+              <w:bottom w:w="120" w:type="dxa"/>
+              <w:right w:w="150" w:type="dxa"/>
+            </w:tcMar>
+            <w:vAlign w:val="center"/>
+          </w:tcPr>
+          <w:p>
+            <w:pPr>
+              <w:pStyle w:val="TableCell"/>
+            </w:pPr>
+            <w:r>
+              <w:t xml:space="preserve">Escalation and no-draft rules - Which topics must be marked ESCALATE with no public reply draft? [legal / medical / safety…</w:t>
             </w:r>
           </w:p>
         </w:tc>
@@ -939,7 +939,7 @@
       <w:tr>
         <w:tc>
           <w:tcPr>
-            <w:tcW w:w="1180" w:type="dxa"/>
+            <w:tcW w:w="1500" w:type="dxa"/>
             <w:tcMar>
               <w:top w:w="120" w:type="dxa"/>
               <w:left w:w="150" w:type="dxa"/>
@@ -959,21 +959,21 @@
         </w:tc>
         <w:tc>
           <w:tcPr>
-            <w:tcW w:w="7940" w:type="dxa"/>
-            <w:tcMar>
-              <w:top w:w="120" w:type="dxa"/>
-              <w:left w:w="150" w:type="dxa"/>
-              <w:bottom w:w="120" w:type="dxa"/>
-              <w:right w:w="150" w:type="dxa"/>
-            </w:tcMar>
-            <w:vAlign w:val="center"/>
-          </w:tcPr>
-          <w:p>
-            <w:pPr>
-              <w:pStyle w:val="TableCell"/>
-            </w:pPr>
-            <w:r>
-              <w:t xml:space="preserve">Approval email draft - Draft one email to [APPROVAL OWNER] linking the review log and content pack. Group items…</w:t>
+            <w:tcW w:w="7620" w:type="dxa"/>
+            <w:tcMar>
+              <w:top w:w="120" w:type="dxa"/>
+              <w:left w:w="150" w:type="dxa"/>
+              <w:bottom w:w="120" w:type="dxa"/>
+              <w:right w:w="150" w:type="dxa"/>
+            </w:tcMar>
+            <w:vAlign w:val="center"/>
+          </w:tcPr>
+          <w:p>
+            <w:pPr>
+              <w:pStyle w:val="TableCell"/>
+            </w:pPr>
+            <w:r>
+              <w:t xml:space="preserve">Testimonial permission and reuse - May public review wording be proposed for testimonial reuse? [yes / no / case by case]</w:t>
             </w:r>
           </w:p>
         </w:tc>
@@ -981,7 +981,7 @@
       <w:tr>
         <w:tc>
           <w:tcPr>
-            <w:tcW w:w="1180" w:type="dxa"/>
+            <w:tcW w:w="1500" w:type="dxa"/>
             <w:shd w:fill="F5F3F1"/>
             <w:tcMar>
               <w:top w:w="120" w:type="dxa"/>
@@ -1002,22 +1002,22 @@
         </w:tc>
         <w:tc>
           <w:tcPr>
-            <w:tcW w:w="7940" w:type="dxa"/>
-            <w:shd w:fill="F5F3F1"/>
-            <w:tcMar>
-              <w:top w:w="120" w:type="dxa"/>
-              <w:left w:w="150" w:type="dxa"/>
-              <w:bottom w:w="120" w:type="dxa"/>
-              <w:right w:w="150" w:type="dxa"/>
-            </w:tcMar>
-            <w:vAlign w:val="center"/>
-          </w:tcPr>
-          <w:p>
-            <w:pPr>
-              <w:pStyle w:val="TableCell"/>
-            </w:pPr>
-            <w:r>
-              <w:t xml:space="preserve">First 20 leads routine - Once a week, review 20 public local-business profiles in [AREA OR NICHE]. Return only…</w:t>
+            <w:tcW w:w="7620" w:type="dxa"/>
+            <w:shd w:fill="F5F3F1"/>
+            <w:tcMar>
+              <w:top w:w="120" w:type="dxa"/>
+              <w:left w:w="150" w:type="dxa"/>
+              <w:bottom w:w="120" w:type="dxa"/>
+              <w:right w:w="150" w:type="dxa"/>
+            </w:tcMar>
+            <w:vAlign w:val="center"/>
+          </w:tcPr>
+          <w:p>
+            <w:pPr>
+              <w:pStyle w:val="TableCell"/>
+            </w:pPr>
+            <w:r>
+              <w:t xml:space="preserve">Content formats and delivery cadence - Reply batch format: [DOCX / spreadsheet / shared document / other]</w:t>
             </w:r>
           </w:p>
         </w:tc>
@@ -1025,7 +1025,7 @@
       <w:tr>
         <w:tc>
           <w:tcPr>
-            <w:tcW w:w="1180" w:type="dxa"/>
+            <w:tcW w:w="1500" w:type="dxa"/>
             <w:tcMar>
               <w:top w:w="120" w:type="dxa"/>
               <w:left w:w="150" w:type="dxa"/>
@@ -1045,21 +1045,21 @@
         </w:tc>
         <w:tc>
           <w:tcPr>
-            <w:tcW w:w="7940" w:type="dxa"/>
-            <w:tcMar>
-              <w:top w:w="120" w:type="dxa"/>
-              <w:left w:w="150" w:type="dxa"/>
-              <w:bottom w:w="120" w:type="dxa"/>
-              <w:right w:w="150" w:type="dxa"/>
-            </w:tcMar>
-            <w:vAlign w:val="center"/>
-          </w:tcPr>
-          <w:p>
-            <w:pPr>
-              <w:pStyle w:val="TableCell"/>
-            </w:pPr>
-            <w:r>
-              <w:t xml:space="preserve">Failure and safety rules - Stop when the review source cannot be verified, wording is ambiguous, a complaint includes…</w:t>
+            <w:tcW w:w="7620" w:type="dxa"/>
+            <w:tcMar>
+              <w:top w:w="120" w:type="dxa"/>
+              <w:left w:w="150" w:type="dxa"/>
+              <w:bottom w:w="120" w:type="dxa"/>
+              <w:right w:w="150" w:type="dxa"/>
+            </w:tcMar>
+            <w:vAlign w:val="center"/>
+          </w:tcPr>
+          <w:p>
+            <w:pPr>
+              <w:pStyle w:val="TableCell"/>
+            </w:pPr>
+            <w:r>
+              <w:t xml:space="preserve">Pre-flight approval checklist - Every review source, profile URL, batch limit, cadence, deliverable, and exclusion is…</w:t>
             </w:r>
           </w:p>
         </w:tc>
@@ -1067,7 +1067,7 @@
       <w:tr>
         <w:tc>
           <w:tcPr>
-            <w:tcW w:w="1180" w:type="dxa"/>
+            <w:tcW w:w="1500" w:type="dxa"/>
             <w:shd w:fill="F5F3F1"/>
             <w:tcMar>
               <w:top w:w="120" w:type="dxa"/>
@@ -1088,7 +1088,7 @@
         </w:tc>
         <w:tc>
           <w:tcPr>
-            <w:tcW w:w="7940" w:type="dxa"/>
+            <w:tcW w:w="7620" w:type="dxa"/>
             <w:shd w:fill="F5F3F1"/>
             <w:tcMar>
               <w:top w:w="120" w:type="dxa"/>
@@ -1146,336 +1146,135 @@
         <w:pStyle w:val="Heading1"/>
       </w:pPr>
       <w:r>
-        <w:t xml:space="preserve">01 / The simplest reliable stack</w:t>
-      </w:r>
-    </w:p>
-    <w:tbl>
-      <w:tblPr>
-        <w:tblW w:w="0" w:type="auto"/>
-        <w:tblInd w:w="0" w:type="dxa"/>
-        <w:tblBorders>
-          <w:top w:val="single" w:sz="6" w:color="E0DFDD"/>
-          <w:left w:val="single" w:sz="6" w:color="E0DFDD"/>
-          <w:bottom w:val="single" w:sz="6" w:color="E0DFDD"/>
-          <w:right w:val="single" w:sz="6" w:color="E0DFDD"/>
-          <w:insideH w:val="single" w:sz="4" w:color="E0DFDD"/>
-          <w:insideV w:val="single" w:sz="4" w:color="E0DFDD"/>
-        </w:tblBorders>
-        <w:tblLook w:firstRow="1" w:noHBand="0" w:noVBand="1"/>
-      </w:tblPr>
-      <w:tblGrid>
-        <w:gridCol w:w="3000"/>
-        <w:gridCol w:w="6180"/>
-      </w:tblGrid>
-      <w:tr>
-        <w:tc>
-          <w:tcPr>
-            <w:tcW w:w="3000" w:type="dxa"/>
-            <w:shd w:fill="0A0A0A"/>
-            <w:tcMar>
-              <w:top w:w="120" w:type="dxa"/>
-              <w:left w:w="150" w:type="dxa"/>
-              <w:bottom w:w="120" w:type="dxa"/>
-              <w:right w:w="150" w:type="dxa"/>
-            </w:tcMar>
-            <w:vAlign w:val="center"/>
-          </w:tcPr>
-          <w:p>
-            <w:pPr>
-              <w:pStyle w:val="TableHeader"/>
-            </w:pPr>
-            <w:r>
-              <w:t xml:space="preserve">Field</w:t>
-            </w:r>
-          </w:p>
-        </w:tc>
-        <w:tc>
-          <w:tcPr>
-            <w:tcW w:w="6180" w:type="dxa"/>
-            <w:shd w:fill="0A0A0A"/>
-            <w:tcMar>
-              <w:top w:w="120" w:type="dxa"/>
-              <w:left w:w="150" w:type="dxa"/>
-              <w:bottom w:w="120" w:type="dxa"/>
-              <w:right w:w="150" w:type="dxa"/>
-            </w:tcMar>
-            <w:vAlign w:val="center"/>
-          </w:tcPr>
-          <w:p>
-            <w:pPr>
-              <w:pStyle w:val="TableHeader"/>
-            </w:pPr>
-            <w:r>
-              <w:t xml:space="preserve">Detail</w:t>
-            </w:r>
-          </w:p>
-        </w:tc>
-      </w:tr>
-      <w:tr>
-        <w:tc>
-          <w:tcPr>
-            <w:tcW w:w="3000" w:type="dxa"/>
-            <w:shd w:fill="F5F3F1"/>
-            <w:tcMar>
-              <w:top w:w="120" w:type="dxa"/>
-              <w:left w:w="150" w:type="dxa"/>
-              <w:bottom w:w="120" w:type="dxa"/>
-              <w:right w:w="150" w:type="dxa"/>
-            </w:tcMar>
-            <w:vAlign w:val="center"/>
-          </w:tcPr>
-          <w:p>
-            <w:pPr>
-              <w:pStyle w:val="TableLabel"/>
-            </w:pPr>
-            <w:r>
-              <w:t xml:space="preserve">Review source</w:t>
-            </w:r>
-          </w:p>
-        </w:tc>
-        <w:tc>
-          <w:tcPr>
-            <w:tcW w:w="6180" w:type="dxa"/>
-            <w:shd w:fill="F5F3F1"/>
-            <w:tcMar>
-              <w:top w:w="120" w:type="dxa"/>
-              <w:left w:w="150" w:type="dxa"/>
-              <w:bottom w:w="120" w:type="dxa"/>
-              <w:right w:w="150" w:type="dxa"/>
-            </w:tcMar>
-            <w:vAlign w:val="center"/>
-          </w:tcPr>
-          <w:p>
-            <w:pPr>
-              <w:pStyle w:val="TableCell"/>
-            </w:pPr>
-            <w:r>
-              <w:t xml:space="preserve">the client's approved Google Business Profile, Facebook page, marketplace profile, or exported review list.</w:t>
-            </w:r>
-          </w:p>
-        </w:tc>
-      </w:tr>
-      <w:tr>
-        <w:tc>
-          <w:tcPr>
-            <w:tcW w:w="3000" w:type="dxa"/>
-            <w:shd w:fill="F5F3F1"/>
-            <w:tcMar>
-              <w:top w:w="120" w:type="dxa"/>
-              <w:left w:w="150" w:type="dxa"/>
-              <w:bottom w:w="120" w:type="dxa"/>
-              <w:right w:w="150" w:type="dxa"/>
-            </w:tcMar>
-            <w:vAlign w:val="center"/>
-          </w:tcPr>
-          <w:p>
-            <w:pPr>
-              <w:pStyle w:val="TableLabel"/>
-            </w:pPr>
-            <w:r>
-              <w:t xml:space="preserve">Control sheet</w:t>
-            </w:r>
-          </w:p>
-        </w:tc>
-        <w:tc>
-          <w:tcPr>
-            <w:tcW w:w="6180" w:type="dxa"/>
-            <w:tcMar>
-              <w:top w:w="120" w:type="dxa"/>
-              <w:left w:w="150" w:type="dxa"/>
-              <w:bottom w:w="120" w:type="dxa"/>
-              <w:right w:w="150" w:type="dxa"/>
-            </w:tcMar>
-            <w:vAlign w:val="center"/>
-          </w:tcPr>
-          <w:p>
-            <w:pPr>
-              <w:pStyle w:val="TableCell"/>
-            </w:pPr>
-            <w:r>
-              <w:t xml:space="preserve">one row per review with source URL, date, rating, sentiment, reply status, escalation status, exact quote, approved use, and final asset links.</w:t>
-            </w:r>
-          </w:p>
-        </w:tc>
-      </w:tr>
-      <w:tr>
-        <w:tc>
-          <w:tcPr>
-            <w:tcW w:w="3000" w:type="dxa"/>
-            <w:shd w:fill="F5F3F1"/>
-            <w:tcMar>
-              <w:top w:w="120" w:type="dxa"/>
-              <w:left w:w="150" w:type="dxa"/>
-              <w:bottom w:w="120" w:type="dxa"/>
-              <w:right w:w="150" w:type="dxa"/>
-            </w:tcMar>
-            <w:vAlign w:val="center"/>
-          </w:tcPr>
-          <w:p>
-            <w:pPr>
-              <w:pStyle w:val="TableLabel"/>
-            </w:pPr>
-            <w:r>
-              <w:t xml:space="preserve">Production</w:t>
-            </w:r>
-          </w:p>
-        </w:tc>
-        <w:tc>
-          <w:tcPr>
-            <w:tcW w:w="6180" w:type="dxa"/>
-            <w:shd w:fill="F5F3F1"/>
-            <w:tcMar>
-              <w:top w:w="120" w:type="dxa"/>
-              <w:left w:w="150" w:type="dxa"/>
-              <w:bottom w:w="120" w:type="dxa"/>
-              <w:right w:w="150" w:type="dxa"/>
-            </w:tcMar>
-            <w:vAlign w:val="center"/>
-          </w:tcPr>
-          <w:p>
-            <w:pPr>
-              <w:pStyle w:val="TableCell"/>
-            </w:pPr>
-            <w:r>
-              <w:t xml:space="preserve">one reply template library and one original Canva system for square, story, website, and email proof blocks.</w:t>
-            </w:r>
-          </w:p>
-        </w:tc>
-      </w:tr>
-      <w:tr>
-        <w:tc>
-          <w:tcPr>
-            <w:tcW w:w="3000" w:type="dxa"/>
-            <w:shd w:fill="F5F3F1"/>
-            <w:tcMar>
-              <w:top w:w="120" w:type="dxa"/>
-              <w:left w:w="150" w:type="dxa"/>
-              <w:bottom w:w="120" w:type="dxa"/>
-              <w:right w:w="150" w:type="dxa"/>
-            </w:tcMar>
-            <w:vAlign w:val="center"/>
-          </w:tcPr>
-          <w:p>
-            <w:pPr>
-              <w:pStyle w:val="TableLabel"/>
-            </w:pPr>
-            <w:r>
-              <w:t xml:space="preserve">Automation</w:t>
-            </w:r>
-          </w:p>
-        </w:tc>
-        <w:tc>
-          <w:tcPr>
-            <w:tcW w:w="6180" w:type="dxa"/>
-            <w:tcMar>
-              <w:top w:w="120" w:type="dxa"/>
-              <w:left w:w="150" w:type="dxa"/>
-              <w:bottom w:w="120" w:type="dxa"/>
-              <w:right w:w="150" w:type="dxa"/>
-            </w:tcMar>
-            <w:vAlign w:val="center"/>
-          </w:tcPr>
-          <w:p>
-            <w:pPr>
-              <w:pStyle w:val="TableCell"/>
-            </w:pPr>
-            <w:r>
-              <w:t xml:space="preserve">a scheduled AI routine can classify, draft, extract, and bundle. A named human still approves every public reply and proof asset before use.</w:t>
-            </w:r>
-          </w:p>
-        </w:tc>
-      </w:tr>
-    </w:tbl>
+        <w:t xml:space="preserve">01 / How to use this intake</w:t>
+      </w:r>
+    </w:p>
+    <w:p>
+      <w:pPr>
+        <w:pStyle w:val="ListParagraph"/>
+        <w:numPr>
+          <w:ilvl w:val="0"/>
+          <w:numId w:val="1"/>
+        </w:numPr>
+      </w:pPr>
+      <w:r>
+        <w:t xml:space="preserve">Send this form before the first review sweep. Ask the client to write 'not sure' instead of guessing, and resolve missing approval rules before drafting public replies.</w:t>
+      </w:r>
+    </w:p>
+    <w:p>
+      <w:pPr>
+        <w:pStyle w:val="ListParagraph"/>
+        <w:numPr>
+          <w:ilvl w:val="0"/>
+          <w:numId w:val="1"/>
+        </w:numPr>
+      </w:pPr>
+      <w:r>
+        <w:t xml:space="preserve">Use one completed form to configure the review log, reply tone, escalation rules, testimonial permission gate, content formats, and approval cadence.</w:t>
+      </w:r>
+    </w:p>
+    <w:p>
+      <w:pPr>
+        <w:pStyle w:val="ListParagraph"/>
+        <w:numPr>
+          <w:ilvl w:val="0"/>
+          <w:numId w:val="1"/>
+        </w:numPr>
+      </w:pPr>
+      <w:r>
+        <w:t xml:space="preserve">Do not request reviewer contact details, private customer records, account passwords, or access beyond the agreed public sources or client-provided export.</w:t>
+      </w:r>
+    </w:p>
+    <w:p>
+      <w:pPr>
+        <w:pStyle w:val="ListParagraph"/>
+        <w:numPr>
+          <w:ilvl w:val="0"/>
+          <w:numId w:val="1"/>
+        </w:numPr>
+      </w:pPr>
+      <w:r>
+        <w:t xml:space="preserve">Keep the approved form with the client folder and review it whenever the business changes its offer, policies, brand voice, team, or approval owner.</w:t>
+      </w:r>
+    </w:p>
     <w:p>
       <w:pPr>
         <w:pStyle w:val="Heading1"/>
       </w:pPr>
       <w:r>
-        <w:t xml:space="preserve">02 / Minimum viable weekly loop</w:t>
-      </w:r>
-    </w:p>
-    <w:p>
-      <w:pPr>
-        <w:pStyle w:val="ListParagraph"/>
-        <w:numPr>
-          <w:ilvl w:val="0"/>
-          <w:numId w:val="1"/>
-        </w:numPr>
-      </w:pPr>
-      <w:r>
-        <w:t xml:space="preserve">1. Collect: import only new reviews from the agreed public sources or client export.</w:t>
-      </w:r>
-    </w:p>
-    <w:p>
-      <w:pPr>
-        <w:pStyle w:val="ListParagraph"/>
-        <w:numPr>
-          <w:ilvl w:val="0"/>
-          <w:numId w:val="1"/>
-        </w:numPr>
-      </w:pPr>
-      <w:r>
-        <w:t xml:space="preserve">2. Classify: mark positive, neutral, routine negative, or escalate before drafting.</w:t>
-      </w:r>
-    </w:p>
-    <w:p>
-      <w:pPr>
-        <w:pStyle w:val="ListParagraph"/>
-        <w:numPr>
-          <w:ilvl w:val="0"/>
-          <w:numId w:val="1"/>
-        </w:numPr>
-      </w:pPr>
-      <w:r>
-        <w:t xml:space="preserve">3. Draft: prepare a short owner-voice reply using only approved business facts.</w:t>
-      </w:r>
-    </w:p>
-    <w:p>
-      <w:pPr>
-        <w:pStyle w:val="ListParagraph"/>
-        <w:numPr>
-          <w:ilvl w:val="0"/>
-          <w:numId w:val="1"/>
-        </w:numPr>
-      </w:pPr>
-      <w:r>
-        <w:t xml:space="preserve">4. Extract: copy the strongest customer phrase exactly and retain its source URL.</w:t>
-      </w:r>
-    </w:p>
-    <w:p>
-      <w:pPr>
-        <w:pStyle w:val="ListParagraph"/>
-        <w:numPr>
-          <w:ilvl w:val="0"/>
-          <w:numId w:val="1"/>
-        </w:numPr>
-      </w:pPr>
-      <w:r>
-        <w:t xml:space="preserve">5. Gate: stop on privacy, safety, medical, legal, discrimination, refund, staff, or disputed-fact issues.</w:t>
-      </w:r>
-    </w:p>
-    <w:p>
-      <w:pPr>
-        <w:pStyle w:val="ListParagraph"/>
-        <w:numPr>
-          <w:ilvl w:val="0"/>
-          <w:numId w:val="1"/>
-        </w:numPr>
-      </w:pPr>
-      <w:r>
-        <w:t xml:space="preserve">6. Approve: send one batch to the named owner for reply and testimonial-use approval.</w:t>
-      </w:r>
-    </w:p>
-    <w:p>
-      <w:pPr>
-        <w:pStyle w:val="ListParagraph"/>
-        <w:numPr>
-          <w:ilvl w:val="0"/>
-          <w:numId w:val="1"/>
-        </w:numPr>
-      </w:pPr>
-      <w:r>
-        <w:t xml:space="preserve">7. Package: map approved wording into social, website, email, and sales-graphic copy blocks.</w:t>
+        <w:t xml:space="preserve">02 / Business and approval details</w:t>
+      </w:r>
+    </w:p>
+    <w:p>
+      <w:pPr>
+        <w:pStyle w:val="ListParagraph"/>
+        <w:numPr>
+          <w:ilvl w:val="0"/>
+          <w:numId w:val="1"/>
+        </w:numPr>
+      </w:pPr>
+      <w:r>
+        <w:t xml:space="preserve">Business name, location, website, and main service: [answer]</w:t>
+      </w:r>
+    </w:p>
+    <w:p>
+      <w:pPr>
+        <w:pStyle w:val="ListParagraph"/>
+        <w:numPr>
+          <w:ilvl w:val="0"/>
+          <w:numId w:val="1"/>
+        </w:numPr>
+      </w:pPr>
+      <w:r>
+        <w:t xml:space="preserve">Primary contact and role: [name, email, phone]</w:t>
+      </w:r>
+    </w:p>
+    <w:p>
+      <w:pPr>
+        <w:pStyle w:val="ListParagraph"/>
+        <w:numPr>
+          <w:ilvl w:val="0"/>
+          <w:numId w:val="1"/>
+        </w:numPr>
+      </w:pPr>
+      <w:r>
+        <w:t xml:space="preserve">Named owner for public reply approval: [name and role]</w:t>
+      </w:r>
+    </w:p>
+    <w:p>
+      <w:pPr>
+        <w:pStyle w:val="ListParagraph"/>
+        <w:numPr>
+          <w:ilvl w:val="0"/>
+          <w:numId w:val="1"/>
+        </w:numPr>
+      </w:pPr>
+      <w:r>
+        <w:t xml:space="preserve">Named owner for testimonial reuse and design approval: [name and role]</w:t>
+      </w:r>
+    </w:p>
+    <w:p>
+      <w:pPr>
+        <w:pStyle w:val="ListParagraph"/>
+        <w:numPr>
+          <w:ilvl w:val="0"/>
+          <w:numId w:val="1"/>
+        </w:numPr>
+      </w:pPr>
+      <w:r>
+        <w:t xml:space="preserve">Best approval channel and normal response window: [answer]</w:t>
+      </w:r>
+    </w:p>
+    <w:p>
+      <w:pPr>
+        <w:pStyle w:val="ListParagraph"/>
+        <w:numPr>
+          <w:ilvl w:val="0"/>
+          <w:numId w:val="1"/>
+        </w:numPr>
+      </w:pPr>
+      <w:r>
+        <w:t xml:space="preserve">Who handles sensitive complaints or factual disputes? [name and escalation channel]</w:t>
       </w:r>
     </w:p>
     <w:p>
@@ -1483,7 +1282,87 @@
         <w:pStyle w:val="Heading1"/>
       </w:pPr>
       <w:r>
-        <w:t xml:space="preserve">03 / Scheduled review sweep prompt</w:t>
+        <w:t xml:space="preserve">03 / Review sources and service scope</w:t>
+      </w:r>
+    </w:p>
+    <w:p>
+      <w:pPr>
+        <w:pStyle w:val="ListParagraph"/>
+        <w:numPr>
+          <w:ilvl w:val="0"/>
+          <w:numId w:val="1"/>
+        </w:numPr>
+      </w:pPr>
+      <w:r>
+        <w:t xml:space="preserve">Approved review platforms and profile URLs: [Google / Facebook / marketplace / other]</w:t>
+      </w:r>
+    </w:p>
+    <w:p>
+      <w:pPr>
+        <w:pStyle w:val="ListParagraph"/>
+        <w:numPr>
+          <w:ilvl w:val="0"/>
+          <w:numId w:val="1"/>
+        </w:numPr>
+      </w:pPr>
+      <w:r>
+        <w:t xml:space="preserve">Will the client provide a review export? If yes, name the format and secure handoff method: [answer]</w:t>
+      </w:r>
+    </w:p>
+    <w:p>
+      <w:pPr>
+        <w:pStyle w:val="ListParagraph"/>
+        <w:numPr>
+          <w:ilvl w:val="0"/>
+          <w:numId w:val="1"/>
+        </w:numPr>
+      </w:pPr>
+      <w:r>
+        <w:t xml:space="preserve">Starting date or number of historic reviews in the first batch: [answer]</w:t>
+      </w:r>
+    </w:p>
+    <w:p>
+      <w:pPr>
+        <w:pStyle w:val="ListParagraph"/>
+        <w:numPr>
+          <w:ilvl w:val="0"/>
+          <w:numId w:val="1"/>
+        </w:numPr>
+      </w:pPr>
+      <w:r>
+        <w:t xml:space="preserve">Ongoing cadence and expected new-review volume: [weekly / fortnightly / monthly, estimate]</w:t>
+      </w:r>
+    </w:p>
+    <w:p>
+      <w:pPr>
+        <w:pStyle w:val="ListParagraph"/>
+        <w:numPr>
+          <w:ilvl w:val="0"/>
+          <w:numId w:val="1"/>
+        </w:numPr>
+      </w:pPr>
+      <w:r>
+        <w:t xml:space="preserve">Included work: reply drafts / escalation log / exact-quote extraction / testimonial copy / Canva-ready copy / activity summary</w:t>
+      </w:r>
+    </w:p>
+    <w:p>
+      <w:pPr>
+        <w:pStyle w:val="ListParagraph"/>
+        <w:numPr>
+          <w:ilvl w:val="0"/>
+          <w:numId w:val="1"/>
+        </w:numPr>
+      </w:pPr>
+      <w:r>
+        <w:t xml:space="preserve">Excluded work: direct posting / reviewer contact / dispute submission / review requests / review gating / incentives / other</w:t>
+      </w:r>
+    </w:p>
+    <w:p>
+      <w:pPr>
+        <w:pStyle w:val="Heading1"/>
+      </w:pPr>
+      <w:r>
+        <w:t xml:space="preserve">04 / Reply voice and content rules</w:t>
       </w:r>
     </w:p>
     <w:p>
@@ -1491,7 +1370,47 @@
         <w:pStyle w:val="ExampleBlock"/>
       </w:pPr>
       <w:r>
-        <w:t xml:space="preserve">Review the new items in [APPROVED REVIEW EXPORT OR LINKS] for [BUSINESS]. Return one row per review with source URL, review date, rating, sentiment, reply priority, sensitive-risk flag, short reply draft, exact customer quote worth reusing, and suggested proof format. Use only words and facts present in the review or approved business brief. Do not browse for private information, invent context, post replies, contact reviewers, or create unsupported claims. Mark legal, medical, safety, discrimination, privacy, staff, refund, threat, or disputed-fact content ESCALATE and provide no public reply beyond a neutral owner-review note.</w:t>
+        <w:t xml:space="preserve">Preferred reply tone: [plain / warm / premium / concise / other]</w:t>
+      </w:r>
+    </w:p>
+    <w:p>
+      <w:pPr>
+        <w:pStyle w:val="ExampleBlock"/>
+      </w:pPr>
+      <w:r>
+        <w:t xml:space="preserve">Two approved reply examples that sound like the owner: [paste or link]</w:t>
+      </w:r>
+    </w:p>
+    <w:p>
+      <w:pPr>
+        <w:pStyle w:val="ExampleBlock"/>
+      </w:pPr>
+      <w:r>
+        <w:t xml:space="preserve">Two examples the owner dislikes and why: [paste or link]</w:t>
+      </w:r>
+    </w:p>
+    <w:p>
+      <w:pPr>
+        <w:pStyle w:val="ExampleBlock"/>
+      </w:pPr>
+      <w:r>
+        <w:t xml:space="preserve">Approved business facts, service names, location wording, policies, and sign-off: [answer]</w:t>
+      </w:r>
+    </w:p>
+    <w:p>
+      <w:pPr>
+        <w:pStyle w:val="ExampleBlock"/>
+      </w:pPr>
+      <w:r>
+        <w:t xml:space="preserve">Words, promises, humour, apologies, offers, discounts, or phrases that must not appear: [answer]</w:t>
+      </w:r>
+    </w:p>
+    <w:p>
+      <w:pPr>
+        <w:pStyle w:val="ExampleBlock"/>
+      </w:pPr>
+      <w:r>
+        <w:t xml:space="preserve">Should replies use the reviewer's display name? [yes / no / only after approval]</w:t>
       </w:r>
     </w:p>
     <w:p>
@@ -1499,55 +1418,79 @@
         <w:pStyle w:val="Heading1"/>
       </w:pPr>
       <w:r>
-        <w:t xml:space="preserve">04 / Exact-quote and permission gate</w:t>
-      </w:r>
-    </w:p>
-    <w:p>
-      <w:pPr>
-        <w:pStyle w:val="ListParagraph"/>
-        <w:numPr>
-          <w:ilvl w:val="0"/>
-          <w:numId w:val="1"/>
-        </w:numPr>
-      </w:pPr>
-      <w:r>
-        <w:t xml:space="preserve">Compare every proposed testimonial line against its source review. Return PASS only when the wording is exact or clearly marked as an owner-approved edit.</w:t>
-      </w:r>
-    </w:p>
-    <w:p>
-      <w:pPr>
-        <w:pStyle w:val="ListParagraph"/>
-        <w:numPr>
-          <w:ilvl w:val="0"/>
-          <w:numId w:val="1"/>
-        </w:numPr>
-      </w:pPr>
-      <w:r>
-        <w:t xml:space="preserve">Record the source URL, reviewer display name as allowed by platform rules, original wording, proposed crop, context kept, intended channel, and owner approval status.</w:t>
-      </w:r>
-    </w:p>
-    <w:p>
-      <w:pPr>
-        <w:pStyle w:val="ListParagraph"/>
-        <w:numPr>
-          <w:ilvl w:val="0"/>
-          <w:numId w:val="1"/>
-        </w:numPr>
-      </w:pPr>
-      <w:r>
-        <w:t xml:space="preserve">Do not shorten wording in a way that changes meaning. Do not imply a result, timeframe, product, location, or customer identity that the review does not support.</w:t>
-      </w:r>
-    </w:p>
-    <w:p>
-      <w:pPr>
-        <w:pStyle w:val="ListParagraph"/>
-        <w:numPr>
-          <w:ilvl w:val="0"/>
-          <w:numId w:val="1"/>
-        </w:numPr>
-      </w:pPr>
-      <w:r>
-        <w:t xml:space="preserve">Hold every proof asset until the owner confirms the business can reuse the review and approves the final wording and design context.</w:t>
+        <w:t xml:space="preserve">05 / Escalation and no-draft rules</w:t>
+      </w:r>
+    </w:p>
+    <w:p>
+      <w:pPr>
+        <w:pStyle w:val="ListParagraph"/>
+        <w:numPr>
+          <w:ilvl w:val="0"/>
+          <w:numId w:val="1"/>
+        </w:numPr>
+      </w:pPr>
+      <w:r>
+        <w:t xml:space="preserve">Which topics must be marked ESCALATE with no public reply draft? [legal / medical / safety / privacy / discrimination / threats / staff / refunds / disputed facts / other]</w:t>
+      </w:r>
+    </w:p>
+    <w:p>
+      <w:pPr>
+        <w:pStyle w:val="ListParagraph"/>
+        <w:numPr>
+          <w:ilvl w:val="0"/>
+          <w:numId w:val="1"/>
+        </w:numPr>
+      </w:pPr>
+      <w:r>
+        <w:t xml:space="preserve">Which low-risk complaints may receive a neutral draft for owner review? [answer]</w:t>
+      </w:r>
+    </w:p>
+    <w:p>
+      <w:pPr>
+        <w:pStyle w:val="ListParagraph"/>
+        <w:numPr>
+          <w:ilvl w:val="0"/>
+          <w:numId w:val="1"/>
+        </w:numPr>
+      </w:pPr>
+      <w:r>
+        <w:t xml:space="preserve">What private details must be removed from the working log and drafts? [answer]</w:t>
+      </w:r>
+    </w:p>
+    <w:p>
+      <w:pPr>
+        <w:pStyle w:val="ListParagraph"/>
+        <w:numPr>
+          <w:ilvl w:val="0"/>
+          <w:numId w:val="1"/>
+        </w:numPr>
+      </w:pPr>
+      <w:r>
+        <w:t xml:space="preserve">Who decides whether a disputed review receives a reply, private follow-up, platform report, or no action? [answer]</w:t>
+      </w:r>
+    </w:p>
+    <w:p>
+      <w:pPr>
+        <w:pStyle w:val="ListParagraph"/>
+        <w:numPr>
+          <w:ilvl w:val="0"/>
+          <w:numId w:val="1"/>
+        </w:numPr>
+      </w:pPr>
+      <w:r>
+        <w:t xml:space="preserve">Maximum response time for urgent or sensitive items: [answer]</w:t>
+      </w:r>
+    </w:p>
+    <w:p>
+      <w:pPr>
+        <w:pStyle w:val="ListParagraph"/>
+        <w:numPr>
+          <w:ilvl w:val="0"/>
+          <w:numId w:val="1"/>
+        </w:numPr>
+      </w:pPr>
+      <w:r>
+        <w:t xml:space="preserve">Confirm the service provider cannot admit fault, promise compensation, or state an unverified fact: yes / no</w:t>
       </w:r>
     </w:p>
     <w:p>
@@ -1555,15 +1498,79 @@
         <w:pStyle w:val="Heading1"/>
       </w:pPr>
       <w:r>
-        <w:t xml:space="preserve">05 / Monthly content pack prompt</w:t>
-      </w:r>
-    </w:p>
-    <w:p>
-      <w:pPr>
-        <w:pStyle w:val="ExampleBlock"/>
-      </w:pPr>
-      <w:r>
-        <w:t xml:space="preserve">Using only the rows marked APPROVED in [CONTROL SHEET], prepare this month's client pack. Include the approved reply drafts, five strongest exact quotes, four social captions, four website proof blocks, four email proof lines, and Canva-ready copy for square and story cards. Label each item with its source URL and approval record. Do not reuse held, disputed, sensitive, or unapproved material. End with an activity summary showing reviews processed, replies approved, items escalated, and proof blocks produced. Do not claim rating, ranking, lead, booking, or revenue impact.</w:t>
+        <w:t xml:space="preserve">06 / Testimonial permission and reuse</w:t>
+      </w:r>
+    </w:p>
+    <w:p>
+      <w:pPr>
+        <w:pStyle w:val="ListParagraph"/>
+        <w:numPr>
+          <w:ilvl w:val="0"/>
+          <w:numId w:val="1"/>
+        </w:numPr>
+      </w:pPr>
+      <w:r>
+        <w:t xml:space="preserve">May public review wording be proposed for testimonial reuse? [yes / no / case by case]</w:t>
+      </w:r>
+    </w:p>
+    <w:p>
+      <w:pPr>
+        <w:pStyle w:val="ListParagraph"/>
+        <w:numPr>
+          <w:ilvl w:val="0"/>
+          <w:numId w:val="1"/>
+        </w:numPr>
+      </w:pPr>
+      <w:r>
+        <w:t xml:space="preserve">Who confirms platform rules, required permission, and reuse approval? [answer]</w:t>
+      </w:r>
+    </w:p>
+    <w:p>
+      <w:pPr>
+        <w:pStyle w:val="ListParagraph"/>
+        <w:numPr>
+          <w:ilvl w:val="0"/>
+          <w:numId w:val="1"/>
+        </w:numPr>
+      </w:pPr>
+      <w:r>
+        <w:t xml:space="preserve">May wording be shortened without changing meaning? [exact quote only / owner-approved edit / no]</w:t>
+      </w:r>
+    </w:p>
+    <w:p>
+      <w:pPr>
+        <w:pStyle w:val="ListParagraph"/>
+        <w:numPr>
+          <w:ilvl w:val="0"/>
+          <w:numId w:val="1"/>
+        </w:numPr>
+      </w:pPr>
+      <w:r>
+        <w:t xml:space="preserve">May the reviewer's name, initials, location, rating, or image appear? [record each rule]</w:t>
+      </w:r>
+    </w:p>
+    <w:p>
+      <w:pPr>
+        <w:pStyle w:val="ListParagraph"/>
+        <w:numPr>
+          <w:ilvl w:val="0"/>
+          <w:numId w:val="1"/>
+        </w:numPr>
+      </w:pPr>
+      <w:r>
+        <w:t xml:space="preserve">Approved channels: [website / social / email / sales deck / print / other]</w:t>
+      </w:r>
+    </w:p>
+    <w:p>
+      <w:pPr>
+        <w:pStyle w:val="ListParagraph"/>
+        <w:numPr>
+          <w:ilvl w:val="0"/>
+          <w:numId w:val="1"/>
+        </w:numPr>
+      </w:pPr>
+      <w:r>
+        <w:t xml:space="preserve">Required source record: [URL / platform / review date / original wording / approval date / approver]</w:t>
       </w:r>
     </w:p>
     <w:p>
@@ -1571,15 +1578,79 @@
         <w:pStyle w:val="Heading1"/>
       </w:pPr>
       <w:r>
-        <w:t xml:space="preserve">06 / Approval email draft</w:t>
-      </w:r>
-    </w:p>
-    <w:p>
-      <w:pPr>
-        <w:pStyle w:val="ExampleBlock"/>
-      </w:pPr>
-      <w:r>
-        <w:t xml:space="preserve">Draft one email to [APPROVAL OWNER] linking the review log and content pack. Group items into APPROVE, EDIT, and HOLD. List sensitive items separately with no recommendation beyond owner review. Ask the owner to confirm the reply wording, testimonial-use permission, business facts, design context, and channels before anything is posted. Save as a draft and do not send.</w:t>
+        <w:t xml:space="preserve">07 / Content formats and delivery cadence</w:t>
+      </w:r>
+    </w:p>
+    <w:p>
+      <w:pPr>
+        <w:pStyle w:val="ListParagraph"/>
+        <w:numPr>
+          <w:ilvl w:val="0"/>
+          <w:numId w:val="1"/>
+        </w:numPr>
+      </w:pPr>
+      <w:r>
+        <w:t xml:space="preserve">Reply batch format: [DOCX / spreadsheet / shared document / other]</w:t>
+      </w:r>
+    </w:p>
+    <w:p>
+      <w:pPr>
+        <w:pStyle w:val="ListParagraph"/>
+        <w:numPr>
+          <w:ilvl w:val="0"/>
+          <w:numId w:val="1"/>
+        </w:numPr>
+      </w:pPr>
+      <w:r>
+        <w:t xml:space="preserve">Testimonial outputs: [square / story / website / email / sales graphic / other]</w:t>
+      </w:r>
+    </w:p>
+    <w:p>
+      <w:pPr>
+        <w:pStyle w:val="ListParagraph"/>
+        <w:numPr>
+          <w:ilvl w:val="0"/>
+          <w:numId w:val="1"/>
+        </w:numPr>
+      </w:pPr>
+      <w:r>
+        <w:t xml:space="preserve">Brand assets and approved Canva template links: [answer]</w:t>
+      </w:r>
+    </w:p>
+    <w:p>
+      <w:pPr>
+        <w:pStyle w:val="ListParagraph"/>
+        <w:numPr>
+          <w:ilvl w:val="0"/>
+          <w:numId w:val="1"/>
+        </w:numPr>
+      </w:pPr>
+      <w:r>
+        <w:t xml:space="preserve">Number of approved proof items expected per delivery: [answer]</w:t>
+      </w:r>
+    </w:p>
+    <w:p>
+      <w:pPr>
+        <w:pStyle w:val="ListParagraph"/>
+        <w:numPr>
+          <w:ilvl w:val="0"/>
+          <w:numId w:val="1"/>
+        </w:numPr>
+      </w:pPr>
+      <w:r>
+        <w:t xml:space="preserve">Delivery day, approval deadline, revision limit, and handoff channel: [answer]</w:t>
+      </w:r>
+    </w:p>
+    <w:p>
+      <w:pPr>
+        <w:pStyle w:val="ListParagraph"/>
+        <w:numPr>
+          <w:ilvl w:val="0"/>
+          <w:numId w:val="1"/>
+        </w:numPr>
+      </w:pPr>
+      <w:r>
+        <w:t xml:space="preserve">Summary fields: [processed / drafted / escalated / approved / produced / other]</w:t>
       </w:r>
     </w:p>
     <w:p>
@@ -1587,23 +1658,67 @@
         <w:pStyle w:val="Heading1"/>
       </w:pPr>
       <w:r>
-        <w:t xml:space="preserve">07 / First 20 leads routine</w:t>
-      </w:r>
-    </w:p>
-    <w:p>
-      <w:pPr>
-        <w:pStyle w:val="ExampleBlock"/>
-      </w:pPr>
-      <w:r>
-        <w:t xml:space="preserve">Once a week, review 20 public local-business profiles in [AREA OR NICHE]. Return only businesses with strong recent reviews plus visible reply gaps or unused proof. For each, record the public profile URL, two specific observations, one safe three-review sample angle, and the best public contact channel. Do not collect private data or send outreach.</w:t>
-      </w:r>
-    </w:p>
-    <w:p>
-      <w:pPr>
-        <w:pStyle w:val="ExampleBlock"/>
-      </w:pPr>
-      <w:r>
-        <w:t xml:space="preserve">For the five strongest prospects, draft a message under 70 words offering a three-review sample. Mention one real visible pattern, not AI. Keep every message in drafts for human review.</w:t>
+        <w:t xml:space="preserve">08 / Pre-flight approval checklist</w:t>
+      </w:r>
+    </w:p>
+    <w:p>
+      <w:pPr>
+        <w:pStyle w:val="ListParagraph"/>
+        <w:numPr>
+          <w:ilvl w:val="0"/>
+          <w:numId w:val="1"/>
+        </w:numPr>
+      </w:pPr>
+      <w:r>
+        <w:t xml:space="preserve">Every review source, profile URL, batch limit, cadence, deliverable, and exclusion is recorded.</w:t>
+      </w:r>
+    </w:p>
+    <w:p>
+      <w:pPr>
+        <w:pStyle w:val="ListParagraph"/>
+        <w:numPr>
+          <w:ilvl w:val="0"/>
+          <w:numId w:val="1"/>
+        </w:numPr>
+      </w:pPr>
+      <w:r>
+        <w:t xml:space="preserve">The reply voice, approved facts, prohibited phrases, escalation owner, and no-draft topics are approved.</w:t>
+      </w:r>
+    </w:p>
+    <w:p>
+      <w:pPr>
+        <w:pStyle w:val="ListParagraph"/>
+        <w:numPr>
+          <w:ilvl w:val="0"/>
+          <w:numId w:val="1"/>
+        </w:numPr>
+      </w:pPr>
+      <w:r>
+        <w:t xml:space="preserve">Testimonial reuse rules name the exact-quote standard, identity fields, channels, source record, and approval owner.</w:t>
+      </w:r>
+    </w:p>
+    <w:p>
+      <w:pPr>
+        <w:pStyle w:val="ListParagraph"/>
+        <w:numPr>
+          <w:ilvl w:val="0"/>
+          <w:numId w:val="1"/>
+        </w:numPr>
+      </w:pPr>
+      <w:r>
+        <w:t xml:space="preserve">The client understands no reply or proof asset is posted, sent, or published automatically.</w:t>
+      </w:r>
+    </w:p>
+    <w:p>
+      <w:pPr>
+        <w:pStyle w:val="ListParagraph"/>
+        <w:numPr>
+          <w:ilvl w:val="0"/>
+          <w:numId w:val="1"/>
+        </w:numPr>
+      </w:pPr>
+      <w:r>
+        <w:t xml:space="preserve">The delivery day, approval window, revision limit, and recurring scope are in writing.</w:t>
       </w:r>
     </w:p>
     <w:p>
@@ -1611,50 +1726,6 @@
         <w:pStyle w:val="Heading1"/>
       </w:pPr>
       <w:r>
-        <w:t xml:space="preserve">08 / Failure and safety rules</w:t>
-      </w:r>
-    </w:p>
-    <w:p>
-      <w:pPr>
-        <w:pStyle w:val="ListParagraph"/>
-        <w:numPr>
-          <w:ilvl w:val="0"/>
-          <w:numId w:val="1"/>
-        </w:numPr>
-      </w:pPr>
-      <w:r>
-        <w:t xml:space="preserve">Stop when the review source cannot be verified, wording is ambiguous, a complaint includes sensitive claims, owner approval is missing, or reuse rights are unclear.</w:t>
-      </w:r>
-    </w:p>
-    <w:p>
-      <w:pPr>
-        <w:pStyle w:val="ListParagraph"/>
-        <w:numPr>
-          <w:ilvl w:val="0"/>
-          <w:numId w:val="1"/>
-        </w:numPr>
-      </w:pPr>
-      <w:r>
-        <w:t xml:space="preserve">Do not automate public posting, reviewer contact, review requests, review gating, incentives, removals, dispute submissions, crisis replies, or testimonial publishing.</w:t>
-      </w:r>
-    </w:p>
-    <w:p>
-      <w:pPr>
-        <w:pStyle w:val="ListParagraph"/>
-        <w:numPr>
-          <w:ilvl w:val="0"/>
-          <w:numId w:val="1"/>
-        </w:numPr>
-      </w:pPr>
-      <w:r>
-        <w:t xml:space="preserve">Log the source, run date, draft, risk decision, human approver, approved wording, intended channel, and final filename for every item.</w:t>
-      </w:r>
-    </w:p>
-    <w:p>
-      <w:pPr>
-        <w:pStyle w:val="Heading1"/>
-      </w:pPr>
-      <w:r>
         <w:t xml:space="preserve">09 / Delivery standards (shared)</w:t>
       </w:r>
     </w:p>
@@ -1704,19 +1775,6 @@
       </w:pPr>
       <w:r>
         <w:t xml:space="preserve">Never imply guaranteed revenue, rankings, bookings, retention, or ad performance.</w:t>
-      </w:r>
-    </w:p>
-    <w:p>
-      <w:pPr>
-        <w:pStyle w:val="Heading1"/>
-      </w:pPr>
-      <w:r>
-        <w:t xml:space="preserve">Commercial use note</w:t>
-      </w:r>
-    </w:p>
-    <w:p>
-      <w:r>
-        <w:t xml:space="preserve">These templates are practical launch materials. They do not guarantee revenue, rankings, retention, or advertising performance. Validate claims with buyer data and keep approvals in writing.</w:t>
       </w:r>
     </w:p>
     <w:sectPr>
